--- a/session16/BT2.docx
+++ b/session16/BT2.docx
@@ -3,12 +3,33 @@
 <w:document xmlns:wpc="http://schemas.microsoft.com/office/word/2010/wordprocessingCanvas" xmlns:cx="http://schemas.microsoft.com/office/drawing/2014/chartex" xmlns:cx1="http://schemas.microsoft.com/office/drawing/2015/9/8/chartex" xmlns:cx2="http://schemas.microsoft.com/office/drawing/2015/10/21/chartex" xmlns:cx3="http://schemas.microsoft.com/office/drawing/2016/5/9/chartex" xmlns:cx4="http://schemas.microsoft.com/office/drawing/2016/5/10/chartex" xmlns:cx5="http://schemas.microsoft.com/office/drawing/2016/5/11/chartex" xmlns:cx6="http://schemas.microsoft.com/office/drawing/2016/5/12/chartex" xmlns:cx7="http://schemas.microsoft.com/office/drawing/2016/5/13/chartex" xmlns:cx8="http://schemas.microsoft.com/office/drawing/2016/5/14/chartex" xmlns:mc="http://schemas.openxmlformats.org/markup-compatibility/2006" xmlns:aink="http://schemas.microsoft.com/office/drawing/2016/ink" xmlns:am3d="http://schemas.microsoft.com/office/drawing/2017/model3d" xmlns:o="urn:schemas-microsoft-com:office:office" xmlns:oel="http://schemas.microsoft.com/office/2019/extlst" xmlns:r="http://schemas.openxmlformats.org/officeDocument/2006/relationships" xmlns:m="http://schemas.openxmlformats.org/officeDocument/2006/math" xmlns:v="urn:schemas-microsoft-com:vml" xmlns:wp14="http://schemas.microsoft.com/office/word/2010/wordprocessingDrawing" xmlns:wp="http://schemas.openxmlformats.org/drawingml/2006/wordprocessingDrawing" xmlns:w10="urn:schemas-microsoft-com:office:word" xmlns:w="http://schemas.openxmlformats.org/wordprocessingml/2006/main" xmlns:w14="http://schemas.microsoft.com/office/word/2010/wordml" xmlns:w15="http://schemas.microsoft.com/office/word/2012/wordml" xmlns:w16cex="http://schemas.microsoft.com/office/word/2018/wordml/cex" xmlns:w16cid="http://schemas.microsoft.com/office/word/2016/wordml/cid" xmlns:w16="http://schemas.microsoft.com/office/word/2018/wordml" xmlns:w16du="http://schemas.microsoft.com/office/word/2023/wordml/word16du" xmlns:w16sdtdh="http://schemas.microsoft.com/office/word/2020/wordml/sdtdatahash" xmlns:w16sdtfl="http://schemas.microsoft.com/office/word/2024/wordml/sdtformatlock" xmlns:w16se="http://schemas.microsoft.com/office/word/2015/wordml/symex" xmlns:wpg="http://schemas.microsoft.com/office/word/2010/wordprocessingGroup" xmlns:wpi="http://schemas.microsoft.com/office/word/2010/wordprocessingInk" xmlns:wne="http://schemas.microsoft.com/office/word/2006/wordml" xmlns:wps="http://schemas.microsoft.com/office/word/2010/wordprocessingShape" mc:Ignorable="w14 w15 w16se w16cid w16 w16cex w16sdtdh w16sdtfl w16du wp14">
   <w:body>
     <w:p>
+      <w:pPr>
+        <w:rPr>
+          <w:b/>
+          <w:bCs/>
+        </w:rPr>
+      </w:pPr>
       <w:r>
         <w:rPr>
           <w:b/>
           <w:bCs/>
         </w:rPr>
-        <w:t>1. BƯỚC 1 — Xác định Entity, Attribute, Khóa chính</w:t>
+        <w:t>THỰC HÀNH THIẾT KẾ ERD QUẢN LÝ KHÓA HỌC EDUSMART</w:t>
+      </w:r>
+    </w:p>
+    <w:p>
+      <w:pPr>
+        <w:rPr>
+          <w:b/>
+          <w:bCs/>
+        </w:rPr>
+      </w:pPr>
+      <w:r>
+        <w:rPr>
+          <w:b/>
+          <w:bCs/>
+        </w:rPr>
+        <w:t>Bước 1 — Xác định Entity, Attribute, Khóa chính</w:t>
       </w:r>
     </w:p>
     <w:tbl>
@@ -24,25 +45,31 @@
         <w:tblLook w:val="04A0" w:firstRow="1" w:lastRow="0" w:firstColumn="1" w:lastColumn="0" w:noHBand="0" w:noVBand="1"/>
       </w:tblPr>
       <w:tblGrid>
-        <w:gridCol w:w="3153"/>
-        <w:gridCol w:w="3108"/>
-        <w:gridCol w:w="3089"/>
+        <w:gridCol w:w="2880"/>
+        <w:gridCol w:w="2880"/>
+        <w:gridCol w:w="2880"/>
       </w:tblGrid>
       <w:tr>
         <w:tc>
           <w:tcPr>
-            <w:tcW w:w="3230" w:type="dxa"/>
-            <w:tcBorders>
-              <w:top w:val="single" w:sz="4" w:space="0" w:color="000000"/>
-              <w:left w:val="single" w:sz="4" w:space="0" w:color="000000"/>
-              <w:bottom w:val="single" w:sz="4" w:space="0" w:color="000000"/>
-              <w:right w:val="single" w:sz="4" w:space="0" w:color="000000"/>
-            </w:tcBorders>
-            <w:shd w:val="clear" w:color="auto" w:fill="FFFFFF"/>
-            <w:vAlign w:val="center"/>
-            <w:hideMark/>
-          </w:tcPr>
-          <w:p>
+            <w:tcW w:w="2880" w:type="dxa"/>
+            <w:tcBorders>
+              <w:top w:val="single" w:sz="4" w:space="0" w:color="000000"/>
+              <w:left w:val="single" w:sz="4" w:space="0" w:color="000000"/>
+              <w:bottom w:val="single" w:sz="4" w:space="0" w:color="000000"/>
+              <w:right w:val="single" w:sz="4" w:space="0" w:color="000000"/>
+            </w:tcBorders>
+            <w:shd w:val="clear" w:color="auto" w:fill="FFFFFF"/>
+            <w:vAlign w:val="center"/>
+            <w:hideMark/>
+          </w:tcPr>
+          <w:p>
+            <w:pPr>
+              <w:rPr>
+                <w:b/>
+                <w:bCs/>
+              </w:rPr>
+            </w:pPr>
             <w:r>
               <w:rPr>
                 <w:b/>
@@ -54,18 +81,24 @@
         </w:tc>
         <w:tc>
           <w:tcPr>
-            <w:tcW w:w="3230" w:type="dxa"/>
-            <w:tcBorders>
-              <w:top w:val="single" w:sz="4" w:space="0" w:color="000000"/>
-              <w:left w:val="single" w:sz="4" w:space="0" w:color="000000"/>
-              <w:bottom w:val="single" w:sz="4" w:space="0" w:color="000000"/>
-              <w:right w:val="single" w:sz="4" w:space="0" w:color="000000"/>
-            </w:tcBorders>
-            <w:shd w:val="clear" w:color="auto" w:fill="FFFFFF"/>
-            <w:vAlign w:val="center"/>
-            <w:hideMark/>
-          </w:tcPr>
-          <w:p>
+            <w:tcW w:w="2880" w:type="dxa"/>
+            <w:tcBorders>
+              <w:top w:val="single" w:sz="4" w:space="0" w:color="000000"/>
+              <w:left w:val="single" w:sz="4" w:space="0" w:color="000000"/>
+              <w:bottom w:val="single" w:sz="4" w:space="0" w:color="000000"/>
+              <w:right w:val="single" w:sz="4" w:space="0" w:color="000000"/>
+            </w:tcBorders>
+            <w:shd w:val="clear" w:color="auto" w:fill="FFFFFF"/>
+            <w:vAlign w:val="center"/>
+            <w:hideMark/>
+          </w:tcPr>
+          <w:p>
+            <w:pPr>
+              <w:rPr>
+                <w:b/>
+                <w:bCs/>
+              </w:rPr>
+            </w:pPr>
             <w:r>
               <w:rPr>
                 <w:b/>
@@ -77,24 +110,30 @@
         </w:tc>
         <w:tc>
           <w:tcPr>
-            <w:tcW w:w="3230" w:type="dxa"/>
-            <w:tcBorders>
-              <w:top w:val="single" w:sz="4" w:space="0" w:color="000000"/>
-              <w:left w:val="single" w:sz="4" w:space="0" w:color="000000"/>
-              <w:bottom w:val="single" w:sz="4" w:space="0" w:color="000000"/>
-              <w:right w:val="single" w:sz="4" w:space="0" w:color="000000"/>
-            </w:tcBorders>
-            <w:shd w:val="clear" w:color="auto" w:fill="FFFFFF"/>
-            <w:vAlign w:val="center"/>
-            <w:hideMark/>
-          </w:tcPr>
-          <w:p>
-            <w:r>
-              <w:rPr>
-                <w:b/>
-                <w:bCs/>
-              </w:rPr>
-              <w:t>Khóa chính (PK)</w:t>
+            <w:tcW w:w="2880" w:type="dxa"/>
+            <w:tcBorders>
+              <w:top w:val="single" w:sz="4" w:space="0" w:color="000000"/>
+              <w:left w:val="single" w:sz="4" w:space="0" w:color="000000"/>
+              <w:bottom w:val="single" w:sz="4" w:space="0" w:color="000000"/>
+              <w:right w:val="single" w:sz="4" w:space="0" w:color="000000"/>
+            </w:tcBorders>
+            <w:shd w:val="clear" w:color="auto" w:fill="FFFFFF"/>
+            <w:vAlign w:val="center"/>
+            <w:hideMark/>
+          </w:tcPr>
+          <w:p>
+            <w:pPr>
+              <w:rPr>
+                <w:b/>
+                <w:bCs/>
+              </w:rPr>
+            </w:pPr>
+            <w:r>
+              <w:rPr>
+                <w:b/>
+                <w:bCs/>
+              </w:rPr>
+              <w:t>Khóa chính (PK) đề xuất</w:t>
             </w:r>
           </w:p>
         </w:tc>
@@ -102,58 +141,88 @@
       <w:tr>
         <w:tc>
           <w:tcPr>
-            <w:tcW w:w="3230" w:type="dxa"/>
-            <w:tcBorders>
-              <w:top w:val="single" w:sz="4" w:space="0" w:color="000000"/>
-              <w:left w:val="single" w:sz="4" w:space="0" w:color="000000"/>
-              <w:bottom w:val="single" w:sz="4" w:space="0" w:color="000000"/>
-              <w:right w:val="single" w:sz="4" w:space="0" w:color="000000"/>
-            </w:tcBorders>
-            <w:shd w:val="clear" w:color="auto" w:fill="FFFFFF"/>
-            <w:vAlign w:val="center"/>
-            <w:hideMark/>
-          </w:tcPr>
-          <w:p>
-            <w:r>
-              <w:t>CAN_HO</w:t>
-            </w:r>
-          </w:p>
-        </w:tc>
-        <w:tc>
-          <w:tcPr>
-            <w:tcW w:w="3230" w:type="dxa"/>
-            <w:tcBorders>
-              <w:top w:val="single" w:sz="4" w:space="0" w:color="000000"/>
-              <w:left w:val="single" w:sz="4" w:space="0" w:color="000000"/>
-              <w:bottom w:val="single" w:sz="4" w:space="0" w:color="000000"/>
-              <w:right w:val="single" w:sz="4" w:space="0" w:color="000000"/>
-            </w:tcBorders>
-            <w:shd w:val="clear" w:color="auto" w:fill="FFFFFF"/>
-            <w:vAlign w:val="center"/>
-            <w:hideMark/>
-          </w:tcPr>
-          <w:p>
-            <w:r>
-              <w:t>MaCH, DienTich, SoTang</w:t>
-            </w:r>
-          </w:p>
-        </w:tc>
-        <w:tc>
-          <w:tcPr>
-            <w:tcW w:w="3230" w:type="dxa"/>
-            <w:tcBorders>
-              <w:top w:val="single" w:sz="4" w:space="0" w:color="000000"/>
-              <w:left w:val="single" w:sz="4" w:space="0" w:color="000000"/>
-              <w:bottom w:val="single" w:sz="4" w:space="0" w:color="000000"/>
-              <w:right w:val="single" w:sz="4" w:space="0" w:color="000000"/>
-            </w:tcBorders>
-            <w:shd w:val="clear" w:color="auto" w:fill="FFFFFF"/>
-            <w:vAlign w:val="center"/>
-            <w:hideMark/>
-          </w:tcPr>
-          <w:p>
-            <w:r>
-              <w:t>MaCH</w:t>
+            <w:tcW w:w="2880" w:type="dxa"/>
+            <w:tcBorders>
+              <w:top w:val="single" w:sz="4" w:space="0" w:color="000000"/>
+              <w:left w:val="single" w:sz="4" w:space="0" w:color="000000"/>
+              <w:bottom w:val="single" w:sz="4" w:space="0" w:color="000000"/>
+              <w:right w:val="single" w:sz="4" w:space="0" w:color="000000"/>
+            </w:tcBorders>
+            <w:shd w:val="clear" w:color="auto" w:fill="FFFFFF"/>
+            <w:vAlign w:val="center"/>
+            <w:hideMark/>
+          </w:tcPr>
+          <w:p>
+            <w:pPr>
+              <w:rPr>
+                <w:b/>
+                <w:bCs/>
+              </w:rPr>
+            </w:pPr>
+            <w:r>
+              <w:rPr>
+                <w:b/>
+                <w:bCs/>
+              </w:rPr>
+              <w:t>HOC_VIEN</w:t>
+            </w:r>
+          </w:p>
+        </w:tc>
+        <w:tc>
+          <w:tcPr>
+            <w:tcW w:w="2880" w:type="dxa"/>
+            <w:tcBorders>
+              <w:top w:val="single" w:sz="4" w:space="0" w:color="000000"/>
+              <w:left w:val="single" w:sz="4" w:space="0" w:color="000000"/>
+              <w:bottom w:val="single" w:sz="4" w:space="0" w:color="000000"/>
+              <w:right w:val="single" w:sz="4" w:space="0" w:color="000000"/>
+            </w:tcBorders>
+            <w:shd w:val="clear" w:color="auto" w:fill="FFFFFF"/>
+            <w:vAlign w:val="center"/>
+            <w:hideMark/>
+          </w:tcPr>
+          <w:p>
+            <w:pPr>
+              <w:rPr>
+                <w:b/>
+                <w:bCs/>
+              </w:rPr>
+            </w:pPr>
+            <w:r>
+              <w:rPr>
+                <w:b/>
+                <w:bCs/>
+              </w:rPr>
+              <w:t>MaHV, HoTen, NgaySinh</w:t>
+            </w:r>
+          </w:p>
+        </w:tc>
+        <w:tc>
+          <w:tcPr>
+            <w:tcW w:w="2880" w:type="dxa"/>
+            <w:tcBorders>
+              <w:top w:val="single" w:sz="4" w:space="0" w:color="000000"/>
+              <w:left w:val="single" w:sz="4" w:space="0" w:color="000000"/>
+              <w:bottom w:val="single" w:sz="4" w:space="0" w:color="000000"/>
+              <w:right w:val="single" w:sz="4" w:space="0" w:color="000000"/>
+            </w:tcBorders>
+            <w:shd w:val="clear" w:color="auto" w:fill="FFFFFF"/>
+            <w:vAlign w:val="center"/>
+            <w:hideMark/>
+          </w:tcPr>
+          <w:p>
+            <w:pPr>
+              <w:rPr>
+                <w:b/>
+                <w:bCs/>
+              </w:rPr>
+            </w:pPr>
+            <w:r>
+              <w:rPr>
+                <w:b/>
+                <w:bCs/>
+              </w:rPr>
+              <w:t>MaHV</w:t>
             </w:r>
           </w:p>
         </w:tc>
@@ -161,58 +230,88 @@
       <w:tr>
         <w:tc>
           <w:tcPr>
-            <w:tcW w:w="3230" w:type="dxa"/>
-            <w:tcBorders>
-              <w:top w:val="single" w:sz="4" w:space="0" w:color="000000"/>
-              <w:left w:val="single" w:sz="4" w:space="0" w:color="000000"/>
-              <w:bottom w:val="single" w:sz="4" w:space="0" w:color="000000"/>
-              <w:right w:val="single" w:sz="4" w:space="0" w:color="000000"/>
-            </w:tcBorders>
-            <w:shd w:val="clear" w:color="auto" w:fill="FFFFFF"/>
-            <w:vAlign w:val="center"/>
-            <w:hideMark/>
-          </w:tcPr>
-          <w:p>
-            <w:r>
-              <w:t>HOP_DONG_THUE</w:t>
-            </w:r>
-          </w:p>
-        </w:tc>
-        <w:tc>
-          <w:tcPr>
-            <w:tcW w:w="3230" w:type="dxa"/>
-            <w:tcBorders>
-              <w:top w:val="single" w:sz="4" w:space="0" w:color="000000"/>
-              <w:left w:val="single" w:sz="4" w:space="0" w:color="000000"/>
-              <w:bottom w:val="single" w:sz="4" w:space="0" w:color="000000"/>
-              <w:right w:val="single" w:sz="4" w:space="0" w:color="000000"/>
-            </w:tcBorders>
-            <w:shd w:val="clear" w:color="auto" w:fill="FFFFFF"/>
-            <w:vAlign w:val="center"/>
-            <w:hideMark/>
-          </w:tcPr>
-          <w:p>
-            <w:r>
-              <w:t>MaHD, NgayBatDau, NgayKetThuc</w:t>
-            </w:r>
-          </w:p>
-        </w:tc>
-        <w:tc>
-          <w:tcPr>
-            <w:tcW w:w="3230" w:type="dxa"/>
-            <w:tcBorders>
-              <w:top w:val="single" w:sz="4" w:space="0" w:color="000000"/>
-              <w:left w:val="single" w:sz="4" w:space="0" w:color="000000"/>
-              <w:bottom w:val="single" w:sz="4" w:space="0" w:color="000000"/>
-              <w:right w:val="single" w:sz="4" w:space="0" w:color="000000"/>
-            </w:tcBorders>
-            <w:shd w:val="clear" w:color="auto" w:fill="FFFFFF"/>
-            <w:vAlign w:val="center"/>
-            <w:hideMark/>
-          </w:tcPr>
-          <w:p>
-            <w:r>
-              <w:t>MaHD</w:t>
+            <w:tcW w:w="2880" w:type="dxa"/>
+            <w:tcBorders>
+              <w:top w:val="single" w:sz="4" w:space="0" w:color="000000"/>
+              <w:left w:val="single" w:sz="4" w:space="0" w:color="000000"/>
+              <w:bottom w:val="single" w:sz="4" w:space="0" w:color="000000"/>
+              <w:right w:val="single" w:sz="4" w:space="0" w:color="000000"/>
+            </w:tcBorders>
+            <w:shd w:val="clear" w:color="auto" w:fill="FFFFFF"/>
+            <w:vAlign w:val="center"/>
+            <w:hideMark/>
+          </w:tcPr>
+          <w:p>
+            <w:pPr>
+              <w:rPr>
+                <w:b/>
+                <w:bCs/>
+              </w:rPr>
+            </w:pPr>
+            <w:r>
+              <w:rPr>
+                <w:b/>
+                <w:bCs/>
+              </w:rPr>
+              <w:t>KHOA_HOC</w:t>
+            </w:r>
+          </w:p>
+        </w:tc>
+        <w:tc>
+          <w:tcPr>
+            <w:tcW w:w="2880" w:type="dxa"/>
+            <w:tcBorders>
+              <w:top w:val="single" w:sz="4" w:space="0" w:color="000000"/>
+              <w:left w:val="single" w:sz="4" w:space="0" w:color="000000"/>
+              <w:bottom w:val="single" w:sz="4" w:space="0" w:color="000000"/>
+              <w:right w:val="single" w:sz="4" w:space="0" w:color="000000"/>
+            </w:tcBorders>
+            <w:shd w:val="clear" w:color="auto" w:fill="FFFFFF"/>
+            <w:vAlign w:val="center"/>
+            <w:hideMark/>
+          </w:tcPr>
+          <w:p>
+            <w:pPr>
+              <w:rPr>
+                <w:b/>
+                <w:bCs/>
+              </w:rPr>
+            </w:pPr>
+            <w:r>
+              <w:rPr>
+                <w:b/>
+                <w:bCs/>
+              </w:rPr>
+              <w:t>MaKH, TenKH, SoTietHoc</w:t>
+            </w:r>
+          </w:p>
+        </w:tc>
+        <w:tc>
+          <w:tcPr>
+            <w:tcW w:w="2880" w:type="dxa"/>
+            <w:tcBorders>
+              <w:top w:val="single" w:sz="4" w:space="0" w:color="000000"/>
+              <w:left w:val="single" w:sz="4" w:space="0" w:color="000000"/>
+              <w:bottom w:val="single" w:sz="4" w:space="0" w:color="000000"/>
+              <w:right w:val="single" w:sz="4" w:space="0" w:color="000000"/>
+            </w:tcBorders>
+            <w:shd w:val="clear" w:color="auto" w:fill="FFFFFF"/>
+            <w:vAlign w:val="center"/>
+            <w:hideMark/>
+          </w:tcPr>
+          <w:p>
+            <w:pPr>
+              <w:rPr>
+                <w:b/>
+                <w:bCs/>
+              </w:rPr>
+            </w:pPr>
+            <w:r>
+              <w:rPr>
+                <w:b/>
+                <w:bCs/>
+              </w:rPr>
+              <w:t>MaKH</w:t>
             </w:r>
           </w:p>
         </w:tc>
@@ -220,243 +319,286 @@
       <w:tr>
         <w:tc>
           <w:tcPr>
-            <w:tcW w:w="3230" w:type="dxa"/>
-            <w:tcBorders>
-              <w:top w:val="single" w:sz="4" w:space="0" w:color="000000"/>
-              <w:left w:val="single" w:sz="4" w:space="0" w:color="000000"/>
-              <w:bottom w:val="single" w:sz="4" w:space="0" w:color="000000"/>
-              <w:right w:val="single" w:sz="4" w:space="0" w:color="000000"/>
-            </w:tcBorders>
-            <w:shd w:val="clear" w:color="auto" w:fill="FFFFFF"/>
-            <w:vAlign w:val="center"/>
-            <w:hideMark/>
-          </w:tcPr>
-          <w:p>
-            <w:r>
-              <w:t>KHU_VUC</w:t>
-            </w:r>
-          </w:p>
-        </w:tc>
-        <w:tc>
-          <w:tcPr>
-            <w:tcW w:w="3230" w:type="dxa"/>
-            <w:tcBorders>
-              <w:top w:val="single" w:sz="4" w:space="0" w:color="000000"/>
-              <w:left w:val="single" w:sz="4" w:space="0" w:color="000000"/>
-              <w:bottom w:val="single" w:sz="4" w:space="0" w:color="000000"/>
-              <w:right w:val="single" w:sz="4" w:space="0" w:color="000000"/>
-            </w:tcBorders>
-            <w:shd w:val="clear" w:color="auto" w:fill="FFFFFF"/>
-            <w:vAlign w:val="center"/>
-            <w:hideMark/>
-          </w:tcPr>
-          <w:p>
-            <w:r>
-              <w:t>MaKhuVuc, TenKhuVuc</w:t>
-            </w:r>
-          </w:p>
-        </w:tc>
-        <w:tc>
-          <w:tcPr>
-            <w:tcW w:w="3230" w:type="dxa"/>
-            <w:tcBorders>
-              <w:top w:val="single" w:sz="4" w:space="0" w:color="000000"/>
-              <w:left w:val="single" w:sz="4" w:space="0" w:color="000000"/>
-              <w:bottom w:val="single" w:sz="4" w:space="0" w:color="000000"/>
-              <w:right w:val="single" w:sz="4" w:space="0" w:color="000000"/>
-            </w:tcBorders>
-            <w:shd w:val="clear" w:color="auto" w:fill="FFFFFF"/>
-            <w:vAlign w:val="center"/>
-            <w:hideMark/>
-          </w:tcPr>
-          <w:p>
-            <w:r>
-              <w:t>MaKhuVuc</w:t>
+            <w:tcW w:w="2880" w:type="dxa"/>
+            <w:tcBorders>
+              <w:top w:val="single" w:sz="4" w:space="0" w:color="000000"/>
+              <w:left w:val="single" w:sz="4" w:space="0" w:color="000000"/>
+              <w:bottom w:val="single" w:sz="4" w:space="0" w:color="000000"/>
+              <w:right w:val="single" w:sz="4" w:space="0" w:color="000000"/>
+            </w:tcBorders>
+            <w:shd w:val="clear" w:color="auto" w:fill="FFFFFF"/>
+            <w:vAlign w:val="center"/>
+            <w:hideMark/>
+          </w:tcPr>
+          <w:p>
+            <w:pPr>
+              <w:rPr>
+                <w:b/>
+                <w:bCs/>
+              </w:rPr>
+            </w:pPr>
+            <w:r>
+              <w:rPr>
+                <w:b/>
+                <w:bCs/>
+              </w:rPr>
+              <w:t>DANG_KY</w:t>
+            </w:r>
+          </w:p>
+        </w:tc>
+        <w:tc>
+          <w:tcPr>
+            <w:tcW w:w="2880" w:type="dxa"/>
+            <w:tcBorders>
+              <w:top w:val="single" w:sz="4" w:space="0" w:color="000000"/>
+              <w:left w:val="single" w:sz="4" w:space="0" w:color="000000"/>
+              <w:bottom w:val="single" w:sz="4" w:space="0" w:color="000000"/>
+              <w:right w:val="single" w:sz="4" w:space="0" w:color="000000"/>
+            </w:tcBorders>
+            <w:shd w:val="clear" w:color="auto" w:fill="FFFFFF"/>
+            <w:vAlign w:val="center"/>
+            <w:hideMark/>
+          </w:tcPr>
+          <w:p>
+            <w:pPr>
+              <w:rPr>
+                <w:b/>
+                <w:bCs/>
+              </w:rPr>
+            </w:pPr>
+            <w:r>
+              <w:rPr>
+                <w:b/>
+                <w:bCs/>
+              </w:rPr>
+              <w:t>MaHV, MaKH, DiemSo</w:t>
+            </w:r>
+          </w:p>
+        </w:tc>
+        <w:tc>
+          <w:tcPr>
+            <w:tcW w:w="2880" w:type="dxa"/>
+            <w:tcBorders>
+              <w:top w:val="single" w:sz="4" w:space="0" w:color="000000"/>
+              <w:left w:val="single" w:sz="4" w:space="0" w:color="000000"/>
+              <w:bottom w:val="single" w:sz="4" w:space="0" w:color="000000"/>
+              <w:right w:val="single" w:sz="4" w:space="0" w:color="000000"/>
+            </w:tcBorders>
+            <w:shd w:val="clear" w:color="auto" w:fill="FFFFFF"/>
+            <w:vAlign w:val="center"/>
+            <w:hideMark/>
+          </w:tcPr>
+          <w:p>
+            <w:pPr>
+              <w:rPr>
+                <w:b/>
+                <w:bCs/>
+              </w:rPr>
+            </w:pPr>
+            <w:r>
+              <w:rPr>
+                <w:b/>
+                <w:bCs/>
+              </w:rPr>
+              <w:t>MaHV, MaKH</w:t>
             </w:r>
           </w:p>
         </w:tc>
       </w:tr>
     </w:tbl>
     <w:p>
+      <w:pPr>
+        <w:rPr>
+          <w:b/>
+          <w:bCs/>
+        </w:rPr>
+      </w:pPr>
       <w:r>
         <w:rPr>
           <w:b/>
           <w:bCs/>
         </w:rPr>
-        <w:t>Các khóa ngoại được bổ sung ở Bước 2:</w:t>
+        <w:t>Giải thích: DANG_KY là thực thể trung gian ghi nhận việc học viên đăng ký khóa học. Khóa chính của DANG_KY là khóa ghép (MaHV, MaKH).</w:t>
       </w:r>
     </w:p>
     <w:p>
+      <w:pPr>
+        <w:rPr>
+          <w:b/>
+          <w:bCs/>
+        </w:rPr>
+      </w:pPr>
       <w:r>
-        <w:t>HOP_DONG_THUE.MaCH → CAN_HO.MaCH</w:t>
+        <w:rPr>
+          <w:b/>
+          <w:bCs/>
+        </w:rPr>
+        <w:t>Bước 2 — Vẽ quan hệ qua thực thể trung gian</w:t>
       </w:r>
     </w:p>
     <w:p>
+      <w:pPr>
+        <w:rPr>
+          <w:b/>
+          <w:bCs/>
+        </w:rPr>
+      </w:pPr>
       <w:r>
-        <w:t>CAN_HO.MaKhuVuc → KHU_VUC.MaKhuVuc</w:t>
+        <w:rPr>
+          <w:b/>
+          <w:bCs/>
+        </w:rPr>
+        <w:t>Có 2 quan hệ 1-N:</w:t>
       </w:r>
     </w:p>
     <w:p>
+      <w:pPr>
+        <w:rPr>
+          <w:b/>
+          <w:bCs/>
+        </w:rPr>
+      </w:pPr>
       <w:r>
         <w:rPr>
           <w:b/>
           <w:bCs/>
         </w:rPr>
-        <w:t>2. BƯỚC 2 — Vẽ 2 loại quan hệ</w:t>
+        <w:t>Quan hệ 1: HOC_VIEN — DANG_KY</w:t>
       </w:r>
     </w:p>
     <w:p>
+      <w:pPr>
+        <w:rPr>
+          <w:b/>
+          <w:bCs/>
+        </w:rPr>
+      </w:pPr>
       <w:r>
         <w:rPr>
           <w:b/>
           <w:bCs/>
         </w:rPr>
-        <w:t xml:space="preserve">a) Quan hệ CAN_HO — HOP_DONG_THUE: </w:t>
-      </w:r>
-      <w:r>
-        <w:t>1 căn hộ có 0 hoặc 1 hợp đồng thuê hiệu lực; 1 hợp đồng thuộc đúng 1 căn hộ.</w:t>
+        <w:t>Một học viên có thể đăng ký nhiều khóa học.</w:t>
       </w:r>
     </w:p>
     <w:p>
+      <w:pPr>
+        <w:rPr>
+          <w:b/>
+          <w:bCs/>
+        </w:rPr>
+      </w:pPr>
       <w:r>
-        <w:t>Cardinality: CAN_HO 1 — 0..1 HOP_DONG_THUE</w:t>
+        <w:rPr>
+          <w:b/>
+          <w:bCs/>
+        </w:rPr>
+        <w:t>Một bản ghi đăng ký thuộc về một học viên.</w:t>
       </w:r>
     </w:p>
     <w:p>
+      <w:pPr>
+        <w:rPr>
+          <w:b/>
+          <w:bCs/>
+        </w:rPr>
+      </w:pPr>
       <w:r>
-        <w:t>Khóa ngoại: HOP_DONG_THUE.MaCH → CAN_HO.MaCH</w:t>
+        <w:rPr>
+          <w:b/>
+          <w:bCs/>
+        </w:rPr>
+        <w:t>DANG_KY.MaHV là khóa ngoại tham chiếu HOC_VIEN.MaHV.</w:t>
       </w:r>
     </w:p>
     <w:p>
+      <w:pPr>
+        <w:rPr>
+          <w:b/>
+          <w:bCs/>
+        </w:rPr>
+      </w:pPr>
       <w:r>
-        <w:t>Để thể hiện quan hệ 1-1, HOP_DONG_THUE.MaCH là FK và đặt UNIQUE.</w:t>
+        <w:rPr>
+          <w:b/>
+          <w:bCs/>
+        </w:rPr>
+        <w:t>Quan hệ 2: KHOA_HOC — DANG_KY</w:t>
       </w:r>
     </w:p>
     <w:p>
+      <w:pPr>
+        <w:rPr>
+          <w:b/>
+          <w:bCs/>
+        </w:rPr>
+      </w:pPr>
       <w:r>
         <w:rPr>
           <w:b/>
           <w:bCs/>
         </w:rPr>
-        <w:t xml:space="preserve">b) Quan hệ KHU_VUC — CAN_HO: </w:t>
-      </w:r>
-      <w:r>
-        <w:t>1 khu vực có thể có 0 hoặc nhiều căn hộ; mỗi căn hộ thuộc đúng 1 khu vực.</w:t>
+        <w:t>Một khóa học có thể có nhiều học viên đăng ký.</w:t>
       </w:r>
     </w:p>
     <w:p>
+      <w:pPr>
+        <w:rPr>
+          <w:b/>
+          <w:bCs/>
+        </w:rPr>
+      </w:pPr>
       <w:r>
-        <w:t>Cardinality: KHU_VUC 1 — 0..N CAN_HO</w:t>
+        <w:rPr>
+          <w:b/>
+          <w:bCs/>
+        </w:rPr>
+        <w:t>Một bản ghi đăng ký thuộc về một khóa học.</w:t>
       </w:r>
     </w:p>
     <w:p>
+      <w:pPr>
+        <w:rPr>
+          <w:b/>
+          <w:bCs/>
+        </w:rPr>
+      </w:pPr>
       <w:r>
-        <w:t>Khóa ngoại: CAN_HO.MaKhuVuc → KHU_VUC.MaKhuVuc</w:t>
+        <w:rPr>
+          <w:b/>
+          <w:bCs/>
+        </w:rPr>
+        <w:t>DANG_KY.MaKH là khóa ngoại tham chiếu KHOA_HOC.MaKH.</w:t>
       </w:r>
     </w:p>
     <w:p>
+      <w:pPr>
+        <w:rPr>
+          <w:b/>
+          <w:bCs/>
+        </w:rPr>
+      </w:pPr>
       <w:r>
         <w:rPr>
           <w:b/>
           <w:bCs/>
         </w:rPr>
-        <w:t>Cấu trúc các Entity dùng để vẽ ERD:</w:t>
+        <w:t>Kiểu dữ liệu</w:t>
       </w:r>
     </w:p>
     <w:p>
+      <w:pPr>
+        <w:rPr>
+          <w:b/>
+          <w:bCs/>
+        </w:rPr>
+      </w:pPr>
       <w:r>
         <w:rPr>
           <w:b/>
           <w:bCs/>
         </w:rPr>
-        <w:t>CAN_HO</w:t>
-      </w:r>
-    </w:p>
-    <w:p>
-      <w:r>
-        <w:t>PK MaCH</w:t>
-      </w:r>
-    </w:p>
-    <w:p>
-      <w:r>
-        <w:t>DienTich</w:t>
-      </w:r>
-    </w:p>
-    <w:p>
-      <w:r>
-        <w:t>SoTang</w:t>
-      </w:r>
-    </w:p>
-    <w:p>
-      <w:r>
-        <w:t>FK MaKhuVuc</w:t>
-      </w:r>
-    </w:p>
-    <w:p>
-      <w:r>
-        <w:rPr>
-          <w:b/>
-          <w:bCs/>
-        </w:rPr>
-        <w:t>HOP_DONG_THUE</w:t>
-      </w:r>
-    </w:p>
-    <w:p>
-      <w:r>
-        <w:t>PK MaHD</w:t>
-      </w:r>
-    </w:p>
-    <w:p>
-      <w:r>
-        <w:t>NgayBatDau</w:t>
-      </w:r>
-    </w:p>
-    <w:p>
-      <w:r>
-        <w:lastRenderedPageBreak/>
-        <w:t>NgayKetThuc</w:t>
-      </w:r>
-    </w:p>
-    <w:p>
-      <w:r>
-        <w:t>FK MaCH</w:t>
-      </w:r>
-    </w:p>
-    <w:p>
-      <w:r>
-        <w:rPr>
-          <w:b/>
-          <w:bCs/>
-        </w:rPr>
-        <w:t>KHU_VUC</w:t>
-      </w:r>
-    </w:p>
-    <w:p>
-      <w:r>
-        <w:t>PK MaKhuVuc</w:t>
-      </w:r>
-    </w:p>
-    <w:p>
-      <w:r>
-        <w:t>TenKhuVuc</w:t>
-      </w:r>
-    </w:p>
-    <w:p>
-      <w:r>
-        <w:rPr>
-          <w:b/>
-          <w:bCs/>
-        </w:rPr>
-        <w:t>3. BƯỚC 3 — Chuẩn hóa dữ liệu theo 3NF</w:t>
-      </w:r>
-    </w:p>
-    <w:p>
-      <w:r>
-        <w:rPr>
-          <w:b/>
-          <w:bCs/>
-        </w:rPr>
-        <w:t>Bảng dữ liệu nháp:</w:t>
+        <w:t>HOC_VIEN</w:t>
       </w:r>
     </w:p>
     <w:tbl>
@@ -472,101 +614,65 @@
         <w:tblLook w:val="04A0" w:firstRow="1" w:lastRow="0" w:firstColumn="1" w:lastColumn="0" w:noHBand="0" w:noVBand="1"/>
       </w:tblPr>
       <w:tblGrid>
-        <w:gridCol w:w="2315"/>
-        <w:gridCol w:w="2334"/>
-        <w:gridCol w:w="2349"/>
-        <w:gridCol w:w="2352"/>
+        <w:gridCol w:w="4320"/>
+        <w:gridCol w:w="4320"/>
       </w:tblGrid>
       <w:tr>
         <w:tc>
           <w:tcPr>
-            <w:tcW w:w="2422" w:type="dxa"/>
-            <w:tcBorders>
-              <w:top w:val="single" w:sz="4" w:space="0" w:color="000000"/>
-              <w:left w:val="single" w:sz="4" w:space="0" w:color="000000"/>
-              <w:bottom w:val="single" w:sz="4" w:space="0" w:color="000000"/>
-              <w:right w:val="single" w:sz="4" w:space="0" w:color="000000"/>
-            </w:tcBorders>
-            <w:shd w:val="clear" w:color="auto" w:fill="FFFFFF"/>
-            <w:vAlign w:val="center"/>
-            <w:hideMark/>
-          </w:tcPr>
-          <w:p>
-            <w:r>
-              <w:rPr>
-                <w:b/>
-                <w:bCs/>
-              </w:rPr>
-              <w:t>MaCH</w:t>
-            </w:r>
-          </w:p>
-        </w:tc>
-        <w:tc>
-          <w:tcPr>
-            <w:tcW w:w="2422" w:type="dxa"/>
-            <w:tcBorders>
-              <w:top w:val="single" w:sz="4" w:space="0" w:color="000000"/>
-              <w:left w:val="single" w:sz="4" w:space="0" w:color="000000"/>
-              <w:bottom w:val="single" w:sz="4" w:space="0" w:color="000000"/>
-              <w:right w:val="single" w:sz="4" w:space="0" w:color="000000"/>
-            </w:tcBorders>
-            <w:shd w:val="clear" w:color="auto" w:fill="FFFFFF"/>
-            <w:vAlign w:val="center"/>
-            <w:hideMark/>
-          </w:tcPr>
-          <w:p>
-            <w:r>
-              <w:rPr>
-                <w:b/>
-                <w:bCs/>
-              </w:rPr>
-              <w:t>DienTich</w:t>
-            </w:r>
-          </w:p>
-        </w:tc>
-        <w:tc>
-          <w:tcPr>
-            <w:tcW w:w="2422" w:type="dxa"/>
-            <w:tcBorders>
-              <w:top w:val="single" w:sz="4" w:space="0" w:color="000000"/>
-              <w:left w:val="single" w:sz="4" w:space="0" w:color="000000"/>
-              <w:bottom w:val="single" w:sz="4" w:space="0" w:color="000000"/>
-              <w:right w:val="single" w:sz="4" w:space="0" w:color="000000"/>
-            </w:tcBorders>
-            <w:shd w:val="clear" w:color="auto" w:fill="FFFFFF"/>
-            <w:vAlign w:val="center"/>
-            <w:hideMark/>
-          </w:tcPr>
-          <w:p>
-            <w:r>
-              <w:rPr>
-                <w:b/>
-                <w:bCs/>
-              </w:rPr>
-              <w:t>MaKhuVuc</w:t>
-            </w:r>
-          </w:p>
-        </w:tc>
-        <w:tc>
-          <w:tcPr>
-            <w:tcW w:w="2422" w:type="dxa"/>
-            <w:tcBorders>
-              <w:top w:val="single" w:sz="4" w:space="0" w:color="000000"/>
-              <w:left w:val="single" w:sz="4" w:space="0" w:color="000000"/>
-              <w:bottom w:val="single" w:sz="4" w:space="0" w:color="000000"/>
-              <w:right w:val="single" w:sz="4" w:space="0" w:color="000000"/>
-            </w:tcBorders>
-            <w:shd w:val="clear" w:color="auto" w:fill="FFFFFF"/>
-            <w:vAlign w:val="center"/>
-            <w:hideMark/>
-          </w:tcPr>
-          <w:p>
-            <w:r>
-              <w:rPr>
-                <w:b/>
-                <w:bCs/>
-              </w:rPr>
-              <w:t>TenKhuVuc</w:t>
+            <w:tcW w:w="4320" w:type="dxa"/>
+            <w:tcBorders>
+              <w:top w:val="single" w:sz="4" w:space="0" w:color="000000"/>
+              <w:left w:val="single" w:sz="4" w:space="0" w:color="000000"/>
+              <w:bottom w:val="single" w:sz="4" w:space="0" w:color="000000"/>
+              <w:right w:val="single" w:sz="4" w:space="0" w:color="000000"/>
+            </w:tcBorders>
+            <w:shd w:val="clear" w:color="auto" w:fill="FFFFFF"/>
+            <w:vAlign w:val="center"/>
+            <w:hideMark/>
+          </w:tcPr>
+          <w:p>
+            <w:pPr>
+              <w:rPr>
+                <w:b/>
+                <w:bCs/>
+              </w:rPr>
+            </w:pPr>
+            <w:r>
+              <w:rPr>
+                <w:b/>
+                <w:bCs/>
+              </w:rPr>
+              <w:t>Thuộc tính</w:t>
+            </w:r>
+          </w:p>
+        </w:tc>
+        <w:tc>
+          <w:tcPr>
+            <w:tcW w:w="4320" w:type="dxa"/>
+            <w:tcBorders>
+              <w:top w:val="single" w:sz="4" w:space="0" w:color="000000"/>
+              <w:left w:val="single" w:sz="4" w:space="0" w:color="000000"/>
+              <w:bottom w:val="single" w:sz="4" w:space="0" w:color="000000"/>
+              <w:right w:val="single" w:sz="4" w:space="0" w:color="000000"/>
+            </w:tcBorders>
+            <w:shd w:val="clear" w:color="auto" w:fill="FFFFFF"/>
+            <w:vAlign w:val="center"/>
+            <w:hideMark/>
+          </w:tcPr>
+          <w:p>
+            <w:pPr>
+              <w:rPr>
+                <w:b/>
+                <w:bCs/>
+              </w:rPr>
+            </w:pPr>
+            <w:r>
+              <w:rPr>
+                <w:b/>
+                <w:bCs/>
+              </w:rPr>
+              <w:t>Kiểu dữ liệu</w:t>
             </w:r>
           </w:p>
         </w:tc>
@@ -574,77 +680,59 @@
       <w:tr>
         <w:tc>
           <w:tcPr>
-            <w:tcW w:w="2422" w:type="dxa"/>
-            <w:tcBorders>
-              <w:top w:val="single" w:sz="4" w:space="0" w:color="000000"/>
-              <w:left w:val="single" w:sz="4" w:space="0" w:color="000000"/>
-              <w:bottom w:val="single" w:sz="4" w:space="0" w:color="000000"/>
-              <w:right w:val="single" w:sz="4" w:space="0" w:color="000000"/>
-            </w:tcBorders>
-            <w:shd w:val="clear" w:color="auto" w:fill="FFFFFF"/>
-            <w:vAlign w:val="center"/>
-            <w:hideMark/>
-          </w:tcPr>
-          <w:p>
-            <w:r>
-              <w:t>CH01</w:t>
-            </w:r>
-          </w:p>
-        </w:tc>
-        <w:tc>
-          <w:tcPr>
-            <w:tcW w:w="2422" w:type="dxa"/>
-            <w:tcBorders>
-              <w:top w:val="single" w:sz="4" w:space="0" w:color="000000"/>
-              <w:left w:val="single" w:sz="4" w:space="0" w:color="000000"/>
-              <w:bottom w:val="single" w:sz="4" w:space="0" w:color="000000"/>
-              <w:right w:val="single" w:sz="4" w:space="0" w:color="000000"/>
-            </w:tcBorders>
-            <w:shd w:val="clear" w:color="auto" w:fill="FFFFFF"/>
-            <w:vAlign w:val="center"/>
-            <w:hideMark/>
-          </w:tcPr>
-          <w:p>
-            <w:r>
-              <w:t>45</w:t>
-            </w:r>
-          </w:p>
-        </w:tc>
-        <w:tc>
-          <w:tcPr>
-            <w:tcW w:w="2422" w:type="dxa"/>
-            <w:tcBorders>
-              <w:top w:val="single" w:sz="4" w:space="0" w:color="000000"/>
-              <w:left w:val="single" w:sz="4" w:space="0" w:color="000000"/>
-              <w:bottom w:val="single" w:sz="4" w:space="0" w:color="000000"/>
-              <w:right w:val="single" w:sz="4" w:space="0" w:color="000000"/>
-            </w:tcBorders>
-            <w:shd w:val="clear" w:color="auto" w:fill="FFFFFF"/>
-            <w:vAlign w:val="center"/>
-            <w:hideMark/>
-          </w:tcPr>
-          <w:p>
-            <w:r>
-              <w:t>KV01</w:t>
-            </w:r>
-          </w:p>
-        </w:tc>
-        <w:tc>
-          <w:tcPr>
-            <w:tcW w:w="2422" w:type="dxa"/>
-            <w:tcBorders>
-              <w:top w:val="single" w:sz="4" w:space="0" w:color="000000"/>
-              <w:left w:val="single" w:sz="4" w:space="0" w:color="000000"/>
-              <w:bottom w:val="single" w:sz="4" w:space="0" w:color="000000"/>
-              <w:right w:val="single" w:sz="4" w:space="0" w:color="000000"/>
-            </w:tcBorders>
-            <w:shd w:val="clear" w:color="auto" w:fill="FFFFFF"/>
-            <w:vAlign w:val="center"/>
-            <w:hideMark/>
-          </w:tcPr>
-          <w:p>
-            <w:r>
-              <w:t>Quận 1</w:t>
+            <w:tcW w:w="4320" w:type="dxa"/>
+            <w:tcBorders>
+              <w:top w:val="single" w:sz="4" w:space="0" w:color="000000"/>
+              <w:left w:val="single" w:sz="4" w:space="0" w:color="000000"/>
+              <w:bottom w:val="single" w:sz="4" w:space="0" w:color="000000"/>
+              <w:right w:val="single" w:sz="4" w:space="0" w:color="000000"/>
+            </w:tcBorders>
+            <w:shd w:val="clear" w:color="auto" w:fill="FFFFFF"/>
+            <w:vAlign w:val="center"/>
+            <w:hideMark/>
+          </w:tcPr>
+          <w:p>
+            <w:pPr>
+              <w:rPr>
+                <w:b/>
+                <w:bCs/>
+              </w:rPr>
+            </w:pPr>
+            <w:r>
+              <w:rPr>
+                <w:b/>
+                <w:bCs/>
+              </w:rPr>
+              <w:t>MaHV</w:t>
+            </w:r>
+          </w:p>
+        </w:tc>
+        <w:tc>
+          <w:tcPr>
+            <w:tcW w:w="4320" w:type="dxa"/>
+            <w:tcBorders>
+              <w:top w:val="single" w:sz="4" w:space="0" w:color="000000"/>
+              <w:left w:val="single" w:sz="4" w:space="0" w:color="000000"/>
+              <w:bottom w:val="single" w:sz="4" w:space="0" w:color="000000"/>
+              <w:right w:val="single" w:sz="4" w:space="0" w:color="000000"/>
+            </w:tcBorders>
+            <w:shd w:val="clear" w:color="auto" w:fill="FFFFFF"/>
+            <w:vAlign w:val="center"/>
+            <w:hideMark/>
+          </w:tcPr>
+          <w:p>
+            <w:pPr>
+              <w:rPr>
+                <w:b/>
+                <w:bCs/>
+              </w:rPr>
+            </w:pPr>
+            <w:r>
+              <w:rPr>
+                <w:b/>
+                <w:bCs/>
+              </w:rPr>
+              <w:t>VARCHAR</w:t>
             </w:r>
           </w:p>
         </w:tc>
@@ -652,77 +740,59 @@
       <w:tr>
         <w:tc>
           <w:tcPr>
-            <w:tcW w:w="2422" w:type="dxa"/>
-            <w:tcBorders>
-              <w:top w:val="single" w:sz="4" w:space="0" w:color="000000"/>
-              <w:left w:val="single" w:sz="4" w:space="0" w:color="000000"/>
-              <w:bottom w:val="single" w:sz="4" w:space="0" w:color="000000"/>
-              <w:right w:val="single" w:sz="4" w:space="0" w:color="000000"/>
-            </w:tcBorders>
-            <w:shd w:val="clear" w:color="auto" w:fill="FFFFFF"/>
-            <w:vAlign w:val="center"/>
-            <w:hideMark/>
-          </w:tcPr>
-          <w:p>
-            <w:r>
-              <w:t>CH02</w:t>
-            </w:r>
-          </w:p>
-        </w:tc>
-        <w:tc>
-          <w:tcPr>
-            <w:tcW w:w="2422" w:type="dxa"/>
-            <w:tcBorders>
-              <w:top w:val="single" w:sz="4" w:space="0" w:color="000000"/>
-              <w:left w:val="single" w:sz="4" w:space="0" w:color="000000"/>
-              <w:bottom w:val="single" w:sz="4" w:space="0" w:color="000000"/>
-              <w:right w:val="single" w:sz="4" w:space="0" w:color="000000"/>
-            </w:tcBorders>
-            <w:shd w:val="clear" w:color="auto" w:fill="FFFFFF"/>
-            <w:vAlign w:val="center"/>
-            <w:hideMark/>
-          </w:tcPr>
-          <w:p>
-            <w:r>
-              <w:t>60</w:t>
-            </w:r>
-          </w:p>
-        </w:tc>
-        <w:tc>
-          <w:tcPr>
-            <w:tcW w:w="2422" w:type="dxa"/>
-            <w:tcBorders>
-              <w:top w:val="single" w:sz="4" w:space="0" w:color="000000"/>
-              <w:left w:val="single" w:sz="4" w:space="0" w:color="000000"/>
-              <w:bottom w:val="single" w:sz="4" w:space="0" w:color="000000"/>
-              <w:right w:val="single" w:sz="4" w:space="0" w:color="000000"/>
-            </w:tcBorders>
-            <w:shd w:val="clear" w:color="auto" w:fill="FFFFFF"/>
-            <w:vAlign w:val="center"/>
-            <w:hideMark/>
-          </w:tcPr>
-          <w:p>
-            <w:r>
-              <w:t>KV01</w:t>
-            </w:r>
-          </w:p>
-        </w:tc>
-        <w:tc>
-          <w:tcPr>
-            <w:tcW w:w="2422" w:type="dxa"/>
-            <w:tcBorders>
-              <w:top w:val="single" w:sz="4" w:space="0" w:color="000000"/>
-              <w:left w:val="single" w:sz="4" w:space="0" w:color="000000"/>
-              <w:bottom w:val="single" w:sz="4" w:space="0" w:color="000000"/>
-              <w:right w:val="single" w:sz="4" w:space="0" w:color="000000"/>
-            </w:tcBorders>
-            <w:shd w:val="clear" w:color="auto" w:fill="FFFFFF"/>
-            <w:vAlign w:val="center"/>
-            <w:hideMark/>
-          </w:tcPr>
-          <w:p>
-            <w:r>
-              <w:t>Quận 1</w:t>
+            <w:tcW w:w="4320" w:type="dxa"/>
+            <w:tcBorders>
+              <w:top w:val="single" w:sz="4" w:space="0" w:color="000000"/>
+              <w:left w:val="single" w:sz="4" w:space="0" w:color="000000"/>
+              <w:bottom w:val="single" w:sz="4" w:space="0" w:color="000000"/>
+              <w:right w:val="single" w:sz="4" w:space="0" w:color="000000"/>
+            </w:tcBorders>
+            <w:shd w:val="clear" w:color="auto" w:fill="FFFFFF"/>
+            <w:vAlign w:val="center"/>
+            <w:hideMark/>
+          </w:tcPr>
+          <w:p>
+            <w:pPr>
+              <w:rPr>
+                <w:b/>
+                <w:bCs/>
+              </w:rPr>
+            </w:pPr>
+            <w:r>
+              <w:rPr>
+                <w:b/>
+                <w:bCs/>
+              </w:rPr>
+              <w:t>HoTen</w:t>
+            </w:r>
+          </w:p>
+        </w:tc>
+        <w:tc>
+          <w:tcPr>
+            <w:tcW w:w="4320" w:type="dxa"/>
+            <w:tcBorders>
+              <w:top w:val="single" w:sz="4" w:space="0" w:color="000000"/>
+              <w:left w:val="single" w:sz="4" w:space="0" w:color="000000"/>
+              <w:bottom w:val="single" w:sz="4" w:space="0" w:color="000000"/>
+              <w:right w:val="single" w:sz="4" w:space="0" w:color="000000"/>
+            </w:tcBorders>
+            <w:shd w:val="clear" w:color="auto" w:fill="FFFFFF"/>
+            <w:vAlign w:val="center"/>
+            <w:hideMark/>
+          </w:tcPr>
+          <w:p>
+            <w:pPr>
+              <w:rPr>
+                <w:b/>
+                <w:bCs/>
+              </w:rPr>
+            </w:pPr>
+            <w:r>
+              <w:rPr>
+                <w:b/>
+                <w:bCs/>
+              </w:rPr>
+              <w:t>VARCHAR</w:t>
             </w:r>
           </w:p>
         </w:tc>
@@ -730,122 +800,77 @@
       <w:tr>
         <w:tc>
           <w:tcPr>
-            <w:tcW w:w="2422" w:type="dxa"/>
-            <w:tcBorders>
-              <w:top w:val="single" w:sz="4" w:space="0" w:color="000000"/>
-              <w:left w:val="single" w:sz="4" w:space="0" w:color="000000"/>
-              <w:bottom w:val="single" w:sz="4" w:space="0" w:color="000000"/>
-              <w:right w:val="single" w:sz="4" w:space="0" w:color="000000"/>
-            </w:tcBorders>
-            <w:shd w:val="clear" w:color="auto" w:fill="FFFFFF"/>
-            <w:vAlign w:val="center"/>
-            <w:hideMark/>
-          </w:tcPr>
-          <w:p>
-            <w:r>
-              <w:t>CH03</w:t>
-            </w:r>
-          </w:p>
-        </w:tc>
-        <w:tc>
-          <w:tcPr>
-            <w:tcW w:w="2422" w:type="dxa"/>
-            <w:tcBorders>
-              <w:top w:val="single" w:sz="4" w:space="0" w:color="000000"/>
-              <w:left w:val="single" w:sz="4" w:space="0" w:color="000000"/>
-              <w:bottom w:val="single" w:sz="4" w:space="0" w:color="000000"/>
-              <w:right w:val="single" w:sz="4" w:space="0" w:color="000000"/>
-            </w:tcBorders>
-            <w:shd w:val="clear" w:color="auto" w:fill="FFFFFF"/>
-            <w:vAlign w:val="center"/>
-            <w:hideMark/>
-          </w:tcPr>
-          <w:p>
-            <w:r>
-              <w:t>50</w:t>
-            </w:r>
-          </w:p>
-        </w:tc>
-        <w:tc>
-          <w:tcPr>
-            <w:tcW w:w="2422" w:type="dxa"/>
-            <w:tcBorders>
-              <w:top w:val="single" w:sz="4" w:space="0" w:color="000000"/>
-              <w:left w:val="single" w:sz="4" w:space="0" w:color="000000"/>
-              <w:bottom w:val="single" w:sz="4" w:space="0" w:color="000000"/>
-              <w:right w:val="single" w:sz="4" w:space="0" w:color="000000"/>
-            </w:tcBorders>
-            <w:shd w:val="clear" w:color="auto" w:fill="FFFFFF"/>
-            <w:vAlign w:val="center"/>
-            <w:hideMark/>
-          </w:tcPr>
-          <w:p>
-            <w:r>
-              <w:t>KV02</w:t>
-            </w:r>
-          </w:p>
-        </w:tc>
-        <w:tc>
-          <w:tcPr>
-            <w:tcW w:w="2422" w:type="dxa"/>
-            <w:tcBorders>
-              <w:top w:val="single" w:sz="4" w:space="0" w:color="000000"/>
-              <w:left w:val="single" w:sz="4" w:space="0" w:color="000000"/>
-              <w:bottom w:val="single" w:sz="4" w:space="0" w:color="000000"/>
-              <w:right w:val="single" w:sz="4" w:space="0" w:color="000000"/>
-            </w:tcBorders>
-            <w:shd w:val="clear" w:color="auto" w:fill="FFFFFF"/>
-            <w:vAlign w:val="center"/>
-            <w:hideMark/>
-          </w:tcPr>
-          <w:p>
-            <w:r>
-              <w:t>Quận 7</w:t>
+            <w:tcW w:w="4320" w:type="dxa"/>
+            <w:tcBorders>
+              <w:top w:val="single" w:sz="4" w:space="0" w:color="000000"/>
+              <w:left w:val="single" w:sz="4" w:space="0" w:color="000000"/>
+              <w:bottom w:val="single" w:sz="4" w:space="0" w:color="000000"/>
+              <w:right w:val="single" w:sz="4" w:space="0" w:color="000000"/>
+            </w:tcBorders>
+            <w:shd w:val="clear" w:color="auto" w:fill="FFFFFF"/>
+            <w:vAlign w:val="center"/>
+            <w:hideMark/>
+          </w:tcPr>
+          <w:p>
+            <w:pPr>
+              <w:rPr>
+                <w:b/>
+                <w:bCs/>
+              </w:rPr>
+            </w:pPr>
+            <w:r>
+              <w:rPr>
+                <w:b/>
+                <w:bCs/>
+              </w:rPr>
+              <w:t>NgaySinh</w:t>
+            </w:r>
+          </w:p>
+        </w:tc>
+        <w:tc>
+          <w:tcPr>
+            <w:tcW w:w="4320" w:type="dxa"/>
+            <w:tcBorders>
+              <w:top w:val="single" w:sz="4" w:space="0" w:color="000000"/>
+              <w:left w:val="single" w:sz="4" w:space="0" w:color="000000"/>
+              <w:bottom w:val="single" w:sz="4" w:space="0" w:color="000000"/>
+              <w:right w:val="single" w:sz="4" w:space="0" w:color="000000"/>
+            </w:tcBorders>
+            <w:shd w:val="clear" w:color="auto" w:fill="FFFFFF"/>
+            <w:vAlign w:val="center"/>
+            <w:hideMark/>
+          </w:tcPr>
+          <w:p>
+            <w:pPr>
+              <w:rPr>
+                <w:b/>
+                <w:bCs/>
+              </w:rPr>
+            </w:pPr>
+            <w:r>
+              <w:rPr>
+                <w:b/>
+                <w:bCs/>
+              </w:rPr>
+              <w:t>DATE</w:t>
             </w:r>
           </w:p>
         </w:tc>
       </w:tr>
     </w:tbl>
     <w:p>
+      <w:pPr>
+        <w:rPr>
+          <w:b/>
+          <w:bCs/>
+        </w:rPr>
+      </w:pPr>
       <w:r>
         <w:rPr>
           <w:b/>
           <w:bCs/>
         </w:rPr>
-        <w:t xml:space="preserve">Cột vi phạm 3NF: </w:t>
-      </w:r>
-      <w:r>
-        <w:t>TenKhuVuc.</w:t>
-      </w:r>
-    </w:p>
-    <w:p>
-      <w:r>
-        <w:rPr>
-          <w:b/>
-          <w:bCs/>
-        </w:rPr>
-        <w:t xml:space="preserve">Lý do: </w:t>
-      </w:r>
-      <w:r>
-        <w:t>Bảng có khóa chính MaCH. Ta có MaCH → MaKhuVuc và MaKhuVuc → TenKhuVuc. Vì vậy MaCH → MaKhuVuc → TenKhuVuc, tức TenKhuVuc phụ thuộc bắc cầu vào MaCH. Đây là phụ thuộc bắc cầu nên bảng chưa đạt 3NF.</w:t>
-      </w:r>
-    </w:p>
-    <w:p>
-      <w:r>
-        <w:rPr>
-          <w:b/>
-          <w:bCs/>
-        </w:rPr>
-        <w:t>4. Cách tách bảng để đạt 3NF</w:t>
-      </w:r>
-    </w:p>
-    <w:p>
-      <w:r>
-        <w:rPr>
-          <w:b/>
-          <w:bCs/>
-        </w:rPr>
-        <w:t>Bảng CAN_HO sau khi tách:</w:t>
+        <w:t>KHOA_HOC</w:t>
       </w:r>
     </w:p>
     <w:tbl>
@@ -861,77 +886,65 @@
         <w:tblLook w:val="04A0" w:firstRow="1" w:lastRow="0" w:firstColumn="1" w:lastColumn="0" w:noHBand="0" w:noVBand="1"/>
       </w:tblPr>
       <w:tblGrid>
-        <w:gridCol w:w="3102"/>
-        <w:gridCol w:w="3118"/>
-        <w:gridCol w:w="3130"/>
+        <w:gridCol w:w="4320"/>
+        <w:gridCol w:w="4320"/>
       </w:tblGrid>
       <w:tr>
         <w:tc>
           <w:tcPr>
-            <w:tcW w:w="3230" w:type="dxa"/>
-            <w:tcBorders>
-              <w:top w:val="single" w:sz="4" w:space="0" w:color="000000"/>
-              <w:left w:val="single" w:sz="4" w:space="0" w:color="000000"/>
-              <w:bottom w:val="single" w:sz="4" w:space="0" w:color="000000"/>
-              <w:right w:val="single" w:sz="4" w:space="0" w:color="000000"/>
-            </w:tcBorders>
-            <w:shd w:val="clear" w:color="auto" w:fill="FFFFFF"/>
-            <w:vAlign w:val="center"/>
-            <w:hideMark/>
-          </w:tcPr>
-          <w:p>
-            <w:r>
-              <w:rPr>
-                <w:b/>
-                <w:bCs/>
-              </w:rPr>
-              <w:t>MaCH</w:t>
-            </w:r>
-          </w:p>
-        </w:tc>
-        <w:tc>
-          <w:tcPr>
-            <w:tcW w:w="3230" w:type="dxa"/>
-            <w:tcBorders>
-              <w:top w:val="single" w:sz="4" w:space="0" w:color="000000"/>
-              <w:left w:val="single" w:sz="4" w:space="0" w:color="000000"/>
-              <w:bottom w:val="single" w:sz="4" w:space="0" w:color="000000"/>
-              <w:right w:val="single" w:sz="4" w:space="0" w:color="000000"/>
-            </w:tcBorders>
-            <w:shd w:val="clear" w:color="auto" w:fill="FFFFFF"/>
-            <w:vAlign w:val="center"/>
-            <w:hideMark/>
-          </w:tcPr>
-          <w:p>
-            <w:r>
-              <w:rPr>
-                <w:b/>
-                <w:bCs/>
-              </w:rPr>
-              <w:t>DienTich</w:t>
-            </w:r>
-          </w:p>
-        </w:tc>
-        <w:tc>
-          <w:tcPr>
-            <w:tcW w:w="3230" w:type="dxa"/>
-            <w:tcBorders>
-              <w:top w:val="single" w:sz="4" w:space="0" w:color="000000"/>
-              <w:left w:val="single" w:sz="4" w:space="0" w:color="000000"/>
-              <w:bottom w:val="single" w:sz="4" w:space="0" w:color="000000"/>
-              <w:right w:val="single" w:sz="4" w:space="0" w:color="000000"/>
-            </w:tcBorders>
-            <w:shd w:val="clear" w:color="auto" w:fill="FFFFFF"/>
-            <w:vAlign w:val="center"/>
-            <w:hideMark/>
-          </w:tcPr>
-          <w:p>
-            <w:r>
-              <w:rPr>
-                <w:b/>
-                <w:bCs/>
-              </w:rPr>
-              <w:t>MaKhuVuc</w:t>
+            <w:tcW w:w="4320" w:type="dxa"/>
+            <w:tcBorders>
+              <w:top w:val="single" w:sz="4" w:space="0" w:color="000000"/>
+              <w:left w:val="single" w:sz="4" w:space="0" w:color="000000"/>
+              <w:bottom w:val="single" w:sz="4" w:space="0" w:color="000000"/>
+              <w:right w:val="single" w:sz="4" w:space="0" w:color="000000"/>
+            </w:tcBorders>
+            <w:shd w:val="clear" w:color="auto" w:fill="FFFFFF"/>
+            <w:vAlign w:val="center"/>
+            <w:hideMark/>
+          </w:tcPr>
+          <w:p>
+            <w:pPr>
+              <w:rPr>
+                <w:b/>
+                <w:bCs/>
+              </w:rPr>
+            </w:pPr>
+            <w:r>
+              <w:rPr>
+                <w:b/>
+                <w:bCs/>
+              </w:rPr>
+              <w:t>Thuộc tính</w:t>
+            </w:r>
+          </w:p>
+        </w:tc>
+        <w:tc>
+          <w:tcPr>
+            <w:tcW w:w="4320" w:type="dxa"/>
+            <w:tcBorders>
+              <w:top w:val="single" w:sz="4" w:space="0" w:color="000000"/>
+              <w:left w:val="single" w:sz="4" w:space="0" w:color="000000"/>
+              <w:bottom w:val="single" w:sz="4" w:space="0" w:color="000000"/>
+              <w:right w:val="single" w:sz="4" w:space="0" w:color="000000"/>
+            </w:tcBorders>
+            <w:shd w:val="clear" w:color="auto" w:fill="FFFFFF"/>
+            <w:vAlign w:val="center"/>
+            <w:hideMark/>
+          </w:tcPr>
+          <w:p>
+            <w:pPr>
+              <w:rPr>
+                <w:b/>
+                <w:bCs/>
+              </w:rPr>
+            </w:pPr>
+            <w:r>
+              <w:rPr>
+                <w:b/>
+                <w:bCs/>
+              </w:rPr>
+              <w:t>Kiểu dữ liệu</w:t>
             </w:r>
           </w:p>
         </w:tc>
@@ -939,58 +952,60 @@
       <w:tr>
         <w:tc>
           <w:tcPr>
-            <w:tcW w:w="3230" w:type="dxa"/>
-            <w:tcBorders>
-              <w:top w:val="single" w:sz="4" w:space="0" w:color="000000"/>
-              <w:left w:val="single" w:sz="4" w:space="0" w:color="000000"/>
-              <w:bottom w:val="single" w:sz="4" w:space="0" w:color="000000"/>
-              <w:right w:val="single" w:sz="4" w:space="0" w:color="000000"/>
-            </w:tcBorders>
-            <w:shd w:val="clear" w:color="auto" w:fill="FFFFFF"/>
-            <w:vAlign w:val="center"/>
-            <w:hideMark/>
-          </w:tcPr>
-          <w:p>
-            <w:r>
-              <w:t>CH01</w:t>
-            </w:r>
-          </w:p>
-        </w:tc>
-        <w:tc>
-          <w:tcPr>
-            <w:tcW w:w="3230" w:type="dxa"/>
-            <w:tcBorders>
-              <w:top w:val="single" w:sz="4" w:space="0" w:color="000000"/>
-              <w:left w:val="single" w:sz="4" w:space="0" w:color="000000"/>
-              <w:bottom w:val="single" w:sz="4" w:space="0" w:color="000000"/>
-              <w:right w:val="single" w:sz="4" w:space="0" w:color="000000"/>
-            </w:tcBorders>
-            <w:shd w:val="clear" w:color="auto" w:fill="FFFFFF"/>
-            <w:vAlign w:val="center"/>
-            <w:hideMark/>
-          </w:tcPr>
-          <w:p>
-            <w:r>
-              <w:t>45</w:t>
-            </w:r>
-          </w:p>
-        </w:tc>
-        <w:tc>
-          <w:tcPr>
-            <w:tcW w:w="3230" w:type="dxa"/>
-            <w:tcBorders>
-              <w:top w:val="single" w:sz="4" w:space="0" w:color="000000"/>
-              <w:left w:val="single" w:sz="4" w:space="0" w:color="000000"/>
-              <w:bottom w:val="single" w:sz="4" w:space="0" w:color="000000"/>
-              <w:right w:val="single" w:sz="4" w:space="0" w:color="000000"/>
-            </w:tcBorders>
-            <w:shd w:val="clear" w:color="auto" w:fill="FFFFFF"/>
-            <w:vAlign w:val="center"/>
-            <w:hideMark/>
-          </w:tcPr>
-          <w:p>
-            <w:r>
-              <w:t>KV01</w:t>
+            <w:tcW w:w="4320" w:type="dxa"/>
+            <w:tcBorders>
+              <w:top w:val="single" w:sz="4" w:space="0" w:color="000000"/>
+              <w:left w:val="single" w:sz="4" w:space="0" w:color="000000"/>
+              <w:bottom w:val="single" w:sz="4" w:space="0" w:color="000000"/>
+              <w:right w:val="single" w:sz="4" w:space="0" w:color="000000"/>
+            </w:tcBorders>
+            <w:shd w:val="clear" w:color="auto" w:fill="FFFFFF"/>
+            <w:vAlign w:val="center"/>
+            <w:hideMark/>
+          </w:tcPr>
+          <w:p>
+            <w:pPr>
+              <w:rPr>
+                <w:b/>
+                <w:bCs/>
+              </w:rPr>
+            </w:pPr>
+            <w:r>
+              <w:rPr>
+                <w:b/>
+                <w:bCs/>
+              </w:rPr>
+              <w:lastRenderedPageBreak/>
+              <w:t>MaKH</w:t>
+            </w:r>
+          </w:p>
+        </w:tc>
+        <w:tc>
+          <w:tcPr>
+            <w:tcW w:w="4320" w:type="dxa"/>
+            <w:tcBorders>
+              <w:top w:val="single" w:sz="4" w:space="0" w:color="000000"/>
+              <w:left w:val="single" w:sz="4" w:space="0" w:color="000000"/>
+              <w:bottom w:val="single" w:sz="4" w:space="0" w:color="000000"/>
+              <w:right w:val="single" w:sz="4" w:space="0" w:color="000000"/>
+            </w:tcBorders>
+            <w:shd w:val="clear" w:color="auto" w:fill="FFFFFF"/>
+            <w:vAlign w:val="center"/>
+            <w:hideMark/>
+          </w:tcPr>
+          <w:p>
+            <w:pPr>
+              <w:rPr>
+                <w:b/>
+                <w:bCs/>
+              </w:rPr>
+            </w:pPr>
+            <w:r>
+              <w:rPr>
+                <w:b/>
+                <w:bCs/>
+              </w:rPr>
+              <w:t>VARCHAR</w:t>
             </w:r>
           </w:p>
         </w:tc>
@@ -998,58 +1013,59 @@
       <w:tr>
         <w:tc>
           <w:tcPr>
-            <w:tcW w:w="3230" w:type="dxa"/>
-            <w:tcBorders>
-              <w:top w:val="single" w:sz="4" w:space="0" w:color="000000"/>
-              <w:left w:val="single" w:sz="4" w:space="0" w:color="000000"/>
-              <w:bottom w:val="single" w:sz="4" w:space="0" w:color="000000"/>
-              <w:right w:val="single" w:sz="4" w:space="0" w:color="000000"/>
-            </w:tcBorders>
-            <w:shd w:val="clear" w:color="auto" w:fill="FFFFFF"/>
-            <w:vAlign w:val="center"/>
-            <w:hideMark/>
-          </w:tcPr>
-          <w:p>
-            <w:r>
-              <w:t>CH02</w:t>
-            </w:r>
-          </w:p>
-        </w:tc>
-        <w:tc>
-          <w:tcPr>
-            <w:tcW w:w="3230" w:type="dxa"/>
-            <w:tcBorders>
-              <w:top w:val="single" w:sz="4" w:space="0" w:color="000000"/>
-              <w:left w:val="single" w:sz="4" w:space="0" w:color="000000"/>
-              <w:bottom w:val="single" w:sz="4" w:space="0" w:color="000000"/>
-              <w:right w:val="single" w:sz="4" w:space="0" w:color="000000"/>
-            </w:tcBorders>
-            <w:shd w:val="clear" w:color="auto" w:fill="FFFFFF"/>
-            <w:vAlign w:val="center"/>
-            <w:hideMark/>
-          </w:tcPr>
-          <w:p>
-            <w:r>
-              <w:t>60</w:t>
-            </w:r>
-          </w:p>
-        </w:tc>
-        <w:tc>
-          <w:tcPr>
-            <w:tcW w:w="3230" w:type="dxa"/>
-            <w:tcBorders>
-              <w:top w:val="single" w:sz="4" w:space="0" w:color="000000"/>
-              <w:left w:val="single" w:sz="4" w:space="0" w:color="000000"/>
-              <w:bottom w:val="single" w:sz="4" w:space="0" w:color="000000"/>
-              <w:right w:val="single" w:sz="4" w:space="0" w:color="000000"/>
-            </w:tcBorders>
-            <w:shd w:val="clear" w:color="auto" w:fill="FFFFFF"/>
-            <w:vAlign w:val="center"/>
-            <w:hideMark/>
-          </w:tcPr>
-          <w:p>
-            <w:r>
-              <w:t>KV01</w:t>
+            <w:tcW w:w="4320" w:type="dxa"/>
+            <w:tcBorders>
+              <w:top w:val="single" w:sz="4" w:space="0" w:color="000000"/>
+              <w:left w:val="single" w:sz="4" w:space="0" w:color="000000"/>
+              <w:bottom w:val="single" w:sz="4" w:space="0" w:color="000000"/>
+              <w:right w:val="single" w:sz="4" w:space="0" w:color="000000"/>
+            </w:tcBorders>
+            <w:shd w:val="clear" w:color="auto" w:fill="FFFFFF"/>
+            <w:vAlign w:val="center"/>
+            <w:hideMark/>
+          </w:tcPr>
+          <w:p>
+            <w:pPr>
+              <w:rPr>
+                <w:b/>
+                <w:bCs/>
+              </w:rPr>
+            </w:pPr>
+            <w:r>
+              <w:rPr>
+                <w:b/>
+                <w:bCs/>
+              </w:rPr>
+              <w:t>TenKH</w:t>
+            </w:r>
+          </w:p>
+        </w:tc>
+        <w:tc>
+          <w:tcPr>
+            <w:tcW w:w="4320" w:type="dxa"/>
+            <w:tcBorders>
+              <w:top w:val="single" w:sz="4" w:space="0" w:color="000000"/>
+              <w:left w:val="single" w:sz="4" w:space="0" w:color="000000"/>
+              <w:bottom w:val="single" w:sz="4" w:space="0" w:color="000000"/>
+              <w:right w:val="single" w:sz="4" w:space="0" w:color="000000"/>
+            </w:tcBorders>
+            <w:shd w:val="clear" w:color="auto" w:fill="FFFFFF"/>
+            <w:vAlign w:val="center"/>
+            <w:hideMark/>
+          </w:tcPr>
+          <w:p>
+            <w:pPr>
+              <w:rPr>
+                <w:b/>
+                <w:bCs/>
+              </w:rPr>
+            </w:pPr>
+            <w:r>
+              <w:rPr>
+                <w:b/>
+                <w:bCs/>
+              </w:rPr>
+              <w:t>VARCHAR</w:t>
             </w:r>
           </w:p>
         </w:tc>
@@ -1057,70 +1073,77 @@
       <w:tr>
         <w:tc>
           <w:tcPr>
-            <w:tcW w:w="3230" w:type="dxa"/>
-            <w:tcBorders>
-              <w:top w:val="single" w:sz="4" w:space="0" w:color="000000"/>
-              <w:left w:val="single" w:sz="4" w:space="0" w:color="000000"/>
-              <w:bottom w:val="single" w:sz="4" w:space="0" w:color="000000"/>
-              <w:right w:val="single" w:sz="4" w:space="0" w:color="000000"/>
-            </w:tcBorders>
-            <w:shd w:val="clear" w:color="auto" w:fill="FFFFFF"/>
-            <w:vAlign w:val="center"/>
-            <w:hideMark/>
-          </w:tcPr>
-          <w:p>
-            <w:r>
-              <w:t>CH03</w:t>
-            </w:r>
-          </w:p>
-        </w:tc>
-        <w:tc>
-          <w:tcPr>
-            <w:tcW w:w="3230" w:type="dxa"/>
-            <w:tcBorders>
-              <w:top w:val="single" w:sz="4" w:space="0" w:color="000000"/>
-              <w:left w:val="single" w:sz="4" w:space="0" w:color="000000"/>
-              <w:bottom w:val="single" w:sz="4" w:space="0" w:color="000000"/>
-              <w:right w:val="single" w:sz="4" w:space="0" w:color="000000"/>
-            </w:tcBorders>
-            <w:shd w:val="clear" w:color="auto" w:fill="FFFFFF"/>
-            <w:vAlign w:val="center"/>
-            <w:hideMark/>
-          </w:tcPr>
-          <w:p>
-            <w:r>
-              <w:t>50</w:t>
-            </w:r>
-          </w:p>
-        </w:tc>
-        <w:tc>
-          <w:tcPr>
-            <w:tcW w:w="3230" w:type="dxa"/>
-            <w:tcBorders>
-              <w:top w:val="single" w:sz="4" w:space="0" w:color="000000"/>
-              <w:left w:val="single" w:sz="4" w:space="0" w:color="000000"/>
-              <w:bottom w:val="single" w:sz="4" w:space="0" w:color="000000"/>
-              <w:right w:val="single" w:sz="4" w:space="0" w:color="000000"/>
-            </w:tcBorders>
-            <w:shd w:val="clear" w:color="auto" w:fill="FFFFFF"/>
-            <w:vAlign w:val="center"/>
-            <w:hideMark/>
-          </w:tcPr>
-          <w:p>
-            <w:r>
-              <w:t>KV02</w:t>
+            <w:tcW w:w="4320" w:type="dxa"/>
+            <w:tcBorders>
+              <w:top w:val="single" w:sz="4" w:space="0" w:color="000000"/>
+              <w:left w:val="single" w:sz="4" w:space="0" w:color="000000"/>
+              <w:bottom w:val="single" w:sz="4" w:space="0" w:color="000000"/>
+              <w:right w:val="single" w:sz="4" w:space="0" w:color="000000"/>
+            </w:tcBorders>
+            <w:shd w:val="clear" w:color="auto" w:fill="FFFFFF"/>
+            <w:vAlign w:val="center"/>
+            <w:hideMark/>
+          </w:tcPr>
+          <w:p>
+            <w:pPr>
+              <w:rPr>
+                <w:b/>
+                <w:bCs/>
+              </w:rPr>
+            </w:pPr>
+            <w:r>
+              <w:rPr>
+                <w:b/>
+                <w:bCs/>
+              </w:rPr>
+              <w:t>SoTietHoc</w:t>
+            </w:r>
+          </w:p>
+        </w:tc>
+        <w:tc>
+          <w:tcPr>
+            <w:tcW w:w="4320" w:type="dxa"/>
+            <w:tcBorders>
+              <w:top w:val="single" w:sz="4" w:space="0" w:color="000000"/>
+              <w:left w:val="single" w:sz="4" w:space="0" w:color="000000"/>
+              <w:bottom w:val="single" w:sz="4" w:space="0" w:color="000000"/>
+              <w:right w:val="single" w:sz="4" w:space="0" w:color="000000"/>
+            </w:tcBorders>
+            <w:shd w:val="clear" w:color="auto" w:fill="FFFFFF"/>
+            <w:vAlign w:val="center"/>
+            <w:hideMark/>
+          </w:tcPr>
+          <w:p>
+            <w:pPr>
+              <w:rPr>
+                <w:b/>
+                <w:bCs/>
+              </w:rPr>
+            </w:pPr>
+            <w:r>
+              <w:rPr>
+                <w:b/>
+                <w:bCs/>
+              </w:rPr>
+              <w:t>INT</w:t>
             </w:r>
           </w:p>
         </w:tc>
       </w:tr>
     </w:tbl>
     <w:p>
+      <w:pPr>
+        <w:rPr>
+          <w:b/>
+          <w:bCs/>
+        </w:rPr>
+      </w:pPr>
       <w:r>
         <w:rPr>
           <w:b/>
           <w:bCs/>
         </w:rPr>
-        <w:t>Bảng KHU_VUC sau khi tách:</w:t>
+        <w:t>DANG_KY</w:t>
       </w:r>
     </w:p>
     <w:tbl>
@@ -1136,53 +1159,65 @@
         <w:tblLook w:val="04A0" w:firstRow="1" w:lastRow="0" w:firstColumn="1" w:lastColumn="0" w:noHBand="0" w:noVBand="1"/>
       </w:tblPr>
       <w:tblGrid>
-        <w:gridCol w:w="4674"/>
-        <w:gridCol w:w="4676"/>
+        <w:gridCol w:w="4320"/>
+        <w:gridCol w:w="4320"/>
       </w:tblGrid>
       <w:tr>
         <w:tc>
           <w:tcPr>
-            <w:tcW w:w="4844" w:type="dxa"/>
-            <w:tcBorders>
-              <w:top w:val="single" w:sz="4" w:space="0" w:color="000000"/>
-              <w:left w:val="single" w:sz="4" w:space="0" w:color="000000"/>
-              <w:bottom w:val="single" w:sz="4" w:space="0" w:color="000000"/>
-              <w:right w:val="single" w:sz="4" w:space="0" w:color="000000"/>
-            </w:tcBorders>
-            <w:shd w:val="clear" w:color="auto" w:fill="FFFFFF"/>
-            <w:vAlign w:val="center"/>
-            <w:hideMark/>
-          </w:tcPr>
-          <w:p>
-            <w:r>
-              <w:rPr>
-                <w:b/>
-                <w:bCs/>
-              </w:rPr>
-              <w:t>MaKhuVuc</w:t>
-            </w:r>
-          </w:p>
-        </w:tc>
-        <w:tc>
-          <w:tcPr>
-            <w:tcW w:w="4844" w:type="dxa"/>
-            <w:tcBorders>
-              <w:top w:val="single" w:sz="4" w:space="0" w:color="000000"/>
-              <w:left w:val="single" w:sz="4" w:space="0" w:color="000000"/>
-              <w:bottom w:val="single" w:sz="4" w:space="0" w:color="000000"/>
-              <w:right w:val="single" w:sz="4" w:space="0" w:color="000000"/>
-            </w:tcBorders>
-            <w:shd w:val="clear" w:color="auto" w:fill="FFFFFF"/>
-            <w:vAlign w:val="center"/>
-            <w:hideMark/>
-          </w:tcPr>
-          <w:p>
-            <w:r>
-              <w:rPr>
-                <w:b/>
-                <w:bCs/>
-              </w:rPr>
-              <w:t>TenKhuVuc</w:t>
+            <w:tcW w:w="4320" w:type="dxa"/>
+            <w:tcBorders>
+              <w:top w:val="single" w:sz="4" w:space="0" w:color="000000"/>
+              <w:left w:val="single" w:sz="4" w:space="0" w:color="000000"/>
+              <w:bottom w:val="single" w:sz="4" w:space="0" w:color="000000"/>
+              <w:right w:val="single" w:sz="4" w:space="0" w:color="000000"/>
+            </w:tcBorders>
+            <w:shd w:val="clear" w:color="auto" w:fill="FFFFFF"/>
+            <w:vAlign w:val="center"/>
+            <w:hideMark/>
+          </w:tcPr>
+          <w:p>
+            <w:pPr>
+              <w:rPr>
+                <w:b/>
+                <w:bCs/>
+              </w:rPr>
+            </w:pPr>
+            <w:r>
+              <w:rPr>
+                <w:b/>
+                <w:bCs/>
+              </w:rPr>
+              <w:t>Thuộc tính</w:t>
+            </w:r>
+          </w:p>
+        </w:tc>
+        <w:tc>
+          <w:tcPr>
+            <w:tcW w:w="4320" w:type="dxa"/>
+            <w:tcBorders>
+              <w:top w:val="single" w:sz="4" w:space="0" w:color="000000"/>
+              <w:left w:val="single" w:sz="4" w:space="0" w:color="000000"/>
+              <w:bottom w:val="single" w:sz="4" w:space="0" w:color="000000"/>
+              <w:right w:val="single" w:sz="4" w:space="0" w:color="000000"/>
+            </w:tcBorders>
+            <w:shd w:val="clear" w:color="auto" w:fill="FFFFFF"/>
+            <w:vAlign w:val="center"/>
+            <w:hideMark/>
+          </w:tcPr>
+          <w:p>
+            <w:pPr>
+              <w:rPr>
+                <w:b/>
+                <w:bCs/>
+              </w:rPr>
+            </w:pPr>
+            <w:r>
+              <w:rPr>
+                <w:b/>
+                <w:bCs/>
+              </w:rPr>
+              <w:t>Kiểu dữ liệu</w:t>
             </w:r>
           </w:p>
         </w:tc>
@@ -1190,39 +1225,59 @@
       <w:tr>
         <w:tc>
           <w:tcPr>
-            <w:tcW w:w="4844" w:type="dxa"/>
-            <w:tcBorders>
-              <w:top w:val="single" w:sz="4" w:space="0" w:color="000000"/>
-              <w:left w:val="single" w:sz="4" w:space="0" w:color="000000"/>
-              <w:bottom w:val="single" w:sz="4" w:space="0" w:color="000000"/>
-              <w:right w:val="single" w:sz="4" w:space="0" w:color="000000"/>
-            </w:tcBorders>
-            <w:shd w:val="clear" w:color="auto" w:fill="FFFFFF"/>
-            <w:vAlign w:val="center"/>
-            <w:hideMark/>
-          </w:tcPr>
-          <w:p>
-            <w:r>
-              <w:t>KV01</w:t>
-            </w:r>
-          </w:p>
-        </w:tc>
-        <w:tc>
-          <w:tcPr>
-            <w:tcW w:w="4844" w:type="dxa"/>
-            <w:tcBorders>
-              <w:top w:val="single" w:sz="4" w:space="0" w:color="000000"/>
-              <w:left w:val="single" w:sz="4" w:space="0" w:color="000000"/>
-              <w:bottom w:val="single" w:sz="4" w:space="0" w:color="000000"/>
-              <w:right w:val="single" w:sz="4" w:space="0" w:color="000000"/>
-            </w:tcBorders>
-            <w:shd w:val="clear" w:color="auto" w:fill="FFFFFF"/>
-            <w:vAlign w:val="center"/>
-            <w:hideMark/>
-          </w:tcPr>
-          <w:p>
-            <w:r>
-              <w:t>Quận 1</w:t>
+            <w:tcW w:w="4320" w:type="dxa"/>
+            <w:tcBorders>
+              <w:top w:val="single" w:sz="4" w:space="0" w:color="000000"/>
+              <w:left w:val="single" w:sz="4" w:space="0" w:color="000000"/>
+              <w:bottom w:val="single" w:sz="4" w:space="0" w:color="000000"/>
+              <w:right w:val="single" w:sz="4" w:space="0" w:color="000000"/>
+            </w:tcBorders>
+            <w:shd w:val="clear" w:color="auto" w:fill="FFFFFF"/>
+            <w:vAlign w:val="center"/>
+            <w:hideMark/>
+          </w:tcPr>
+          <w:p>
+            <w:pPr>
+              <w:rPr>
+                <w:b/>
+                <w:bCs/>
+              </w:rPr>
+            </w:pPr>
+            <w:r>
+              <w:rPr>
+                <w:b/>
+                <w:bCs/>
+              </w:rPr>
+              <w:t>MaHV</w:t>
+            </w:r>
+          </w:p>
+        </w:tc>
+        <w:tc>
+          <w:tcPr>
+            <w:tcW w:w="4320" w:type="dxa"/>
+            <w:tcBorders>
+              <w:top w:val="single" w:sz="4" w:space="0" w:color="000000"/>
+              <w:left w:val="single" w:sz="4" w:space="0" w:color="000000"/>
+              <w:bottom w:val="single" w:sz="4" w:space="0" w:color="000000"/>
+              <w:right w:val="single" w:sz="4" w:space="0" w:color="000000"/>
+            </w:tcBorders>
+            <w:shd w:val="clear" w:color="auto" w:fill="FFFFFF"/>
+            <w:vAlign w:val="center"/>
+            <w:hideMark/>
+          </w:tcPr>
+          <w:p>
+            <w:pPr>
+              <w:rPr>
+                <w:b/>
+                <w:bCs/>
+              </w:rPr>
+            </w:pPr>
+            <w:r>
+              <w:rPr>
+                <w:b/>
+                <w:bCs/>
+              </w:rPr>
+              <w:t>VARCHAR</w:t>
             </w:r>
           </w:p>
         </w:tc>
@@ -1230,101 +1285,1615 @@
       <w:tr>
         <w:tc>
           <w:tcPr>
-            <w:tcW w:w="4844" w:type="dxa"/>
-            <w:tcBorders>
-              <w:top w:val="single" w:sz="4" w:space="0" w:color="000000"/>
-              <w:left w:val="single" w:sz="4" w:space="0" w:color="000000"/>
-              <w:bottom w:val="single" w:sz="4" w:space="0" w:color="000000"/>
-              <w:right w:val="single" w:sz="4" w:space="0" w:color="000000"/>
-            </w:tcBorders>
-            <w:shd w:val="clear" w:color="auto" w:fill="FFFFFF"/>
-            <w:vAlign w:val="center"/>
-            <w:hideMark/>
-          </w:tcPr>
-          <w:p>
-            <w:r>
-              <w:t>KV02</w:t>
-            </w:r>
-          </w:p>
-        </w:tc>
-        <w:tc>
-          <w:tcPr>
-            <w:tcW w:w="4844" w:type="dxa"/>
-            <w:tcBorders>
-              <w:top w:val="single" w:sz="4" w:space="0" w:color="000000"/>
-              <w:left w:val="single" w:sz="4" w:space="0" w:color="000000"/>
-              <w:bottom w:val="single" w:sz="4" w:space="0" w:color="000000"/>
-              <w:right w:val="single" w:sz="4" w:space="0" w:color="000000"/>
-            </w:tcBorders>
-            <w:shd w:val="clear" w:color="auto" w:fill="FFFFFF"/>
-            <w:vAlign w:val="center"/>
-            <w:hideMark/>
-          </w:tcPr>
-          <w:p>
-            <w:r>
-              <w:t>Quận 7</w:t>
+            <w:tcW w:w="4320" w:type="dxa"/>
+            <w:tcBorders>
+              <w:top w:val="single" w:sz="4" w:space="0" w:color="000000"/>
+              <w:left w:val="single" w:sz="4" w:space="0" w:color="000000"/>
+              <w:bottom w:val="single" w:sz="4" w:space="0" w:color="000000"/>
+              <w:right w:val="single" w:sz="4" w:space="0" w:color="000000"/>
+            </w:tcBorders>
+            <w:shd w:val="clear" w:color="auto" w:fill="FFFFFF"/>
+            <w:vAlign w:val="center"/>
+            <w:hideMark/>
+          </w:tcPr>
+          <w:p>
+            <w:pPr>
+              <w:rPr>
+                <w:b/>
+                <w:bCs/>
+              </w:rPr>
+            </w:pPr>
+            <w:r>
+              <w:rPr>
+                <w:b/>
+                <w:bCs/>
+              </w:rPr>
+              <w:t>MaKH</w:t>
+            </w:r>
+          </w:p>
+        </w:tc>
+        <w:tc>
+          <w:tcPr>
+            <w:tcW w:w="4320" w:type="dxa"/>
+            <w:tcBorders>
+              <w:top w:val="single" w:sz="4" w:space="0" w:color="000000"/>
+              <w:left w:val="single" w:sz="4" w:space="0" w:color="000000"/>
+              <w:bottom w:val="single" w:sz="4" w:space="0" w:color="000000"/>
+              <w:right w:val="single" w:sz="4" w:space="0" w:color="000000"/>
+            </w:tcBorders>
+            <w:shd w:val="clear" w:color="auto" w:fill="FFFFFF"/>
+            <w:vAlign w:val="center"/>
+            <w:hideMark/>
+          </w:tcPr>
+          <w:p>
+            <w:pPr>
+              <w:rPr>
+                <w:b/>
+                <w:bCs/>
+              </w:rPr>
+            </w:pPr>
+            <w:r>
+              <w:rPr>
+                <w:b/>
+                <w:bCs/>
+              </w:rPr>
+              <w:t>VARCHAR</w:t>
+            </w:r>
+          </w:p>
+        </w:tc>
+      </w:tr>
+      <w:tr>
+        <w:tc>
+          <w:tcPr>
+            <w:tcW w:w="4320" w:type="dxa"/>
+            <w:tcBorders>
+              <w:top w:val="single" w:sz="4" w:space="0" w:color="000000"/>
+              <w:left w:val="single" w:sz="4" w:space="0" w:color="000000"/>
+              <w:bottom w:val="single" w:sz="4" w:space="0" w:color="000000"/>
+              <w:right w:val="single" w:sz="4" w:space="0" w:color="000000"/>
+            </w:tcBorders>
+            <w:shd w:val="clear" w:color="auto" w:fill="FFFFFF"/>
+            <w:vAlign w:val="center"/>
+            <w:hideMark/>
+          </w:tcPr>
+          <w:p>
+            <w:pPr>
+              <w:rPr>
+                <w:b/>
+                <w:bCs/>
+              </w:rPr>
+            </w:pPr>
+            <w:r>
+              <w:rPr>
+                <w:b/>
+                <w:bCs/>
+              </w:rPr>
+              <w:t>DiemSo</w:t>
+            </w:r>
+          </w:p>
+        </w:tc>
+        <w:tc>
+          <w:tcPr>
+            <w:tcW w:w="4320" w:type="dxa"/>
+            <w:tcBorders>
+              <w:top w:val="single" w:sz="4" w:space="0" w:color="000000"/>
+              <w:left w:val="single" w:sz="4" w:space="0" w:color="000000"/>
+              <w:bottom w:val="single" w:sz="4" w:space="0" w:color="000000"/>
+              <w:right w:val="single" w:sz="4" w:space="0" w:color="000000"/>
+            </w:tcBorders>
+            <w:shd w:val="clear" w:color="auto" w:fill="FFFFFF"/>
+            <w:vAlign w:val="center"/>
+            <w:hideMark/>
+          </w:tcPr>
+          <w:p>
+            <w:pPr>
+              <w:rPr>
+                <w:b/>
+                <w:bCs/>
+              </w:rPr>
+            </w:pPr>
+            <w:r>
+              <w:rPr>
+                <w:b/>
+                <w:bCs/>
+              </w:rPr>
+              <w:t>DECIMAL</w:t>
             </w:r>
           </w:p>
         </w:tc>
       </w:tr>
     </w:tbl>
     <w:p>
+      <w:pPr>
+        <w:rPr>
+          <w:b/>
+          <w:bCs/>
+        </w:rPr>
+      </w:pPr>
       <w:r>
         <w:rPr>
           <w:b/>
           <w:bCs/>
         </w:rPr>
-        <w:t xml:space="preserve">Sau khi tách: </w:t>
+        <w:t>Trong DANG_KY:</w:t>
       </w:r>
+    </w:p>
+    <w:p>
+      <w:pPr>
+        <w:rPr>
+          <w:b/>
+          <w:bCs/>
+        </w:rPr>
+      </w:pPr>
       <w:r>
-        <w:t>TenKhuVuc phụ thuộc vào MaKhuVuc trong KHU_VUC; CAN_HO chỉ lưu MaKhuVuc làm khóa ngoại. Phụ thuộc bắc cầu được loại bỏ và dữ liệu đạt 3NF.</w:t>
+        <w:rPr>
+          <w:b/>
+          <w:bCs/>
+        </w:rPr>
+        <w:t>MaHV: PK, FK</w:t>
+      </w:r>
+    </w:p>
+    <w:p>
+      <w:pPr>
+        <w:rPr>
+          <w:b/>
+          <w:bCs/>
+        </w:rPr>
+      </w:pPr>
+      <w:r>
+        <w:rPr>
+          <w:b/>
+          <w:bCs/>
+        </w:rPr>
+        <w:t>MaKH: PK, FK</w:t>
+      </w:r>
+    </w:p>
+    <w:p>
+      <w:pPr>
+        <w:rPr>
+          <w:b/>
+          <w:bCs/>
+        </w:rPr>
+      </w:pPr>
+      <w:r>
+        <w:rPr>
+          <w:b/>
+          <w:bCs/>
+        </w:rPr>
+        <w:t>(MaHV, MaKH): khóa chính ghép</w:t>
+      </w:r>
+    </w:p>
+    <w:p>
+      <w:pPr>
+        <w:rPr>
+          <w:b/>
+          <w:bCs/>
+        </w:rPr>
+      </w:pPr>
+      <w:r>
+        <w:rPr>
+          <w:b/>
+          <w:bCs/>
+        </w:rPr>
+        <w:t>Bước 3 — Chuẩn hóa dữ liệu</w:t>
+      </w:r>
+    </w:p>
+    <w:p>
+      <w:pPr>
+        <w:rPr>
+          <w:b/>
+          <w:bCs/>
+        </w:rPr>
+      </w:pPr>
+      <w:r>
+        <w:rPr>
+          <w:b/>
+          <w:bCs/>
+        </w:rPr>
+        <w:t>Bảng dữ liệu nháp</w:t>
+      </w:r>
+    </w:p>
+    <w:tbl>
+      <w:tblPr>
+        <w:tblW w:w="0" w:type="dxa"/>
+        <w:tblBorders>
+          <w:top w:val="single" w:sz="2" w:space="0" w:color="auto"/>
+          <w:left w:val="single" w:sz="2" w:space="0" w:color="auto"/>
+          <w:bottom w:val="single" w:sz="2" w:space="0" w:color="auto"/>
+          <w:right w:val="single" w:sz="2" w:space="0" w:color="auto"/>
+        </w:tblBorders>
+        <w:shd w:val="clear" w:color="auto" w:fill="FFFFFF"/>
+        <w:tblLook w:val="04A0" w:firstRow="1" w:lastRow="0" w:firstColumn="1" w:lastColumn="0" w:noHBand="0" w:noVBand="1"/>
+      </w:tblPr>
+      <w:tblGrid>
+        <w:gridCol w:w="2160"/>
+        <w:gridCol w:w="2160"/>
+        <w:gridCol w:w="2160"/>
+        <w:gridCol w:w="2160"/>
+      </w:tblGrid>
+      <w:tr>
+        <w:tc>
+          <w:tcPr>
+            <w:tcW w:w="2160" w:type="dxa"/>
+            <w:tcBorders>
+              <w:top w:val="single" w:sz="4" w:space="0" w:color="000000"/>
+              <w:left w:val="single" w:sz="4" w:space="0" w:color="000000"/>
+              <w:bottom w:val="single" w:sz="4" w:space="0" w:color="000000"/>
+              <w:right w:val="single" w:sz="4" w:space="0" w:color="000000"/>
+            </w:tcBorders>
+            <w:shd w:val="clear" w:color="auto" w:fill="FFFFFF"/>
+            <w:vAlign w:val="center"/>
+            <w:hideMark/>
+          </w:tcPr>
+          <w:p>
+            <w:pPr>
+              <w:rPr>
+                <w:b/>
+                <w:bCs/>
+              </w:rPr>
+            </w:pPr>
+            <w:r>
+              <w:rPr>
+                <w:b/>
+                <w:bCs/>
+              </w:rPr>
+              <w:t>MaHV</w:t>
+            </w:r>
+          </w:p>
+        </w:tc>
+        <w:tc>
+          <w:tcPr>
+            <w:tcW w:w="2160" w:type="dxa"/>
+            <w:tcBorders>
+              <w:top w:val="single" w:sz="4" w:space="0" w:color="000000"/>
+              <w:left w:val="single" w:sz="4" w:space="0" w:color="000000"/>
+              <w:bottom w:val="single" w:sz="4" w:space="0" w:color="000000"/>
+              <w:right w:val="single" w:sz="4" w:space="0" w:color="000000"/>
+            </w:tcBorders>
+            <w:shd w:val="clear" w:color="auto" w:fill="FFFFFF"/>
+            <w:vAlign w:val="center"/>
+            <w:hideMark/>
+          </w:tcPr>
+          <w:p>
+            <w:pPr>
+              <w:rPr>
+                <w:b/>
+                <w:bCs/>
+              </w:rPr>
+            </w:pPr>
+            <w:r>
+              <w:rPr>
+                <w:b/>
+                <w:bCs/>
+              </w:rPr>
+              <w:t>MaKH</w:t>
+            </w:r>
+          </w:p>
+        </w:tc>
+        <w:tc>
+          <w:tcPr>
+            <w:tcW w:w="2160" w:type="dxa"/>
+            <w:tcBorders>
+              <w:top w:val="single" w:sz="4" w:space="0" w:color="000000"/>
+              <w:left w:val="single" w:sz="4" w:space="0" w:color="000000"/>
+              <w:bottom w:val="single" w:sz="4" w:space="0" w:color="000000"/>
+              <w:right w:val="single" w:sz="4" w:space="0" w:color="000000"/>
+            </w:tcBorders>
+            <w:shd w:val="clear" w:color="auto" w:fill="FFFFFF"/>
+            <w:vAlign w:val="center"/>
+            <w:hideMark/>
+          </w:tcPr>
+          <w:p>
+            <w:pPr>
+              <w:rPr>
+                <w:b/>
+                <w:bCs/>
+              </w:rPr>
+            </w:pPr>
+            <w:r>
+              <w:rPr>
+                <w:b/>
+                <w:bCs/>
+              </w:rPr>
+              <w:t>TenKH</w:t>
+            </w:r>
+          </w:p>
+        </w:tc>
+        <w:tc>
+          <w:tcPr>
+            <w:tcW w:w="2160" w:type="dxa"/>
+            <w:tcBorders>
+              <w:top w:val="single" w:sz="4" w:space="0" w:color="000000"/>
+              <w:left w:val="single" w:sz="4" w:space="0" w:color="000000"/>
+              <w:bottom w:val="single" w:sz="4" w:space="0" w:color="000000"/>
+              <w:right w:val="single" w:sz="4" w:space="0" w:color="000000"/>
+            </w:tcBorders>
+            <w:shd w:val="clear" w:color="auto" w:fill="FFFFFF"/>
+            <w:vAlign w:val="center"/>
+            <w:hideMark/>
+          </w:tcPr>
+          <w:p>
+            <w:pPr>
+              <w:rPr>
+                <w:b/>
+                <w:bCs/>
+              </w:rPr>
+            </w:pPr>
+            <w:r>
+              <w:rPr>
+                <w:b/>
+                <w:bCs/>
+              </w:rPr>
+              <w:t>DiemSo</w:t>
+            </w:r>
+          </w:p>
+        </w:tc>
+      </w:tr>
+      <w:tr>
+        <w:tc>
+          <w:tcPr>
+            <w:tcW w:w="2160" w:type="dxa"/>
+            <w:tcBorders>
+              <w:top w:val="single" w:sz="4" w:space="0" w:color="000000"/>
+              <w:left w:val="single" w:sz="4" w:space="0" w:color="000000"/>
+              <w:bottom w:val="single" w:sz="4" w:space="0" w:color="000000"/>
+              <w:right w:val="single" w:sz="4" w:space="0" w:color="000000"/>
+            </w:tcBorders>
+            <w:shd w:val="clear" w:color="auto" w:fill="FFFFFF"/>
+            <w:vAlign w:val="center"/>
+            <w:hideMark/>
+          </w:tcPr>
+          <w:p>
+            <w:pPr>
+              <w:rPr>
+                <w:b/>
+                <w:bCs/>
+              </w:rPr>
+            </w:pPr>
+            <w:r>
+              <w:rPr>
+                <w:b/>
+                <w:bCs/>
+              </w:rPr>
+              <w:t>HV01</w:t>
+            </w:r>
+          </w:p>
+        </w:tc>
+        <w:tc>
+          <w:tcPr>
+            <w:tcW w:w="2160" w:type="dxa"/>
+            <w:tcBorders>
+              <w:top w:val="single" w:sz="4" w:space="0" w:color="000000"/>
+              <w:left w:val="single" w:sz="4" w:space="0" w:color="000000"/>
+              <w:bottom w:val="single" w:sz="4" w:space="0" w:color="000000"/>
+              <w:right w:val="single" w:sz="4" w:space="0" w:color="000000"/>
+            </w:tcBorders>
+            <w:shd w:val="clear" w:color="auto" w:fill="FFFFFF"/>
+            <w:vAlign w:val="center"/>
+            <w:hideMark/>
+          </w:tcPr>
+          <w:p>
+            <w:pPr>
+              <w:rPr>
+                <w:b/>
+                <w:bCs/>
+              </w:rPr>
+            </w:pPr>
+            <w:r>
+              <w:rPr>
+                <w:b/>
+                <w:bCs/>
+              </w:rPr>
+              <w:t>KH01</w:t>
+            </w:r>
+          </w:p>
+        </w:tc>
+        <w:tc>
+          <w:tcPr>
+            <w:tcW w:w="2160" w:type="dxa"/>
+            <w:tcBorders>
+              <w:top w:val="single" w:sz="4" w:space="0" w:color="000000"/>
+              <w:left w:val="single" w:sz="4" w:space="0" w:color="000000"/>
+              <w:bottom w:val="single" w:sz="4" w:space="0" w:color="000000"/>
+              <w:right w:val="single" w:sz="4" w:space="0" w:color="000000"/>
+            </w:tcBorders>
+            <w:shd w:val="clear" w:color="auto" w:fill="FFFFFF"/>
+            <w:vAlign w:val="center"/>
+            <w:hideMark/>
+          </w:tcPr>
+          <w:p>
+            <w:pPr>
+              <w:rPr>
+                <w:b/>
+                <w:bCs/>
+              </w:rPr>
+            </w:pPr>
+            <w:r>
+              <w:rPr>
+                <w:b/>
+                <w:bCs/>
+              </w:rPr>
+              <w:t>Nhập môn Lập trình</w:t>
+            </w:r>
+          </w:p>
+        </w:tc>
+        <w:tc>
+          <w:tcPr>
+            <w:tcW w:w="2160" w:type="dxa"/>
+            <w:tcBorders>
+              <w:top w:val="single" w:sz="4" w:space="0" w:color="000000"/>
+              <w:left w:val="single" w:sz="4" w:space="0" w:color="000000"/>
+              <w:bottom w:val="single" w:sz="4" w:space="0" w:color="000000"/>
+              <w:right w:val="single" w:sz="4" w:space="0" w:color="000000"/>
+            </w:tcBorders>
+            <w:shd w:val="clear" w:color="auto" w:fill="FFFFFF"/>
+            <w:vAlign w:val="center"/>
+            <w:hideMark/>
+          </w:tcPr>
+          <w:p>
+            <w:pPr>
+              <w:rPr>
+                <w:b/>
+                <w:bCs/>
+              </w:rPr>
+            </w:pPr>
+            <w:r>
+              <w:rPr>
+                <w:b/>
+                <w:bCs/>
+              </w:rPr>
+              <w:t>8.5</w:t>
+            </w:r>
+          </w:p>
+        </w:tc>
+      </w:tr>
+      <w:tr>
+        <w:tc>
+          <w:tcPr>
+            <w:tcW w:w="2160" w:type="dxa"/>
+            <w:tcBorders>
+              <w:top w:val="single" w:sz="4" w:space="0" w:color="000000"/>
+              <w:left w:val="single" w:sz="4" w:space="0" w:color="000000"/>
+              <w:bottom w:val="single" w:sz="4" w:space="0" w:color="000000"/>
+              <w:right w:val="single" w:sz="4" w:space="0" w:color="000000"/>
+            </w:tcBorders>
+            <w:shd w:val="clear" w:color="auto" w:fill="FFFFFF"/>
+            <w:vAlign w:val="center"/>
+            <w:hideMark/>
+          </w:tcPr>
+          <w:p>
+            <w:pPr>
+              <w:rPr>
+                <w:b/>
+                <w:bCs/>
+              </w:rPr>
+            </w:pPr>
+            <w:r>
+              <w:rPr>
+                <w:b/>
+                <w:bCs/>
+              </w:rPr>
+              <w:t>HV01</w:t>
+            </w:r>
+          </w:p>
+        </w:tc>
+        <w:tc>
+          <w:tcPr>
+            <w:tcW w:w="2160" w:type="dxa"/>
+            <w:tcBorders>
+              <w:top w:val="single" w:sz="4" w:space="0" w:color="000000"/>
+              <w:left w:val="single" w:sz="4" w:space="0" w:color="000000"/>
+              <w:bottom w:val="single" w:sz="4" w:space="0" w:color="000000"/>
+              <w:right w:val="single" w:sz="4" w:space="0" w:color="000000"/>
+            </w:tcBorders>
+            <w:shd w:val="clear" w:color="auto" w:fill="FFFFFF"/>
+            <w:vAlign w:val="center"/>
+            <w:hideMark/>
+          </w:tcPr>
+          <w:p>
+            <w:pPr>
+              <w:rPr>
+                <w:b/>
+                <w:bCs/>
+              </w:rPr>
+            </w:pPr>
+            <w:r>
+              <w:rPr>
+                <w:b/>
+                <w:bCs/>
+              </w:rPr>
+              <w:t>KH02</w:t>
+            </w:r>
+          </w:p>
+        </w:tc>
+        <w:tc>
+          <w:tcPr>
+            <w:tcW w:w="2160" w:type="dxa"/>
+            <w:tcBorders>
+              <w:top w:val="single" w:sz="4" w:space="0" w:color="000000"/>
+              <w:left w:val="single" w:sz="4" w:space="0" w:color="000000"/>
+              <w:bottom w:val="single" w:sz="4" w:space="0" w:color="000000"/>
+              <w:right w:val="single" w:sz="4" w:space="0" w:color="000000"/>
+            </w:tcBorders>
+            <w:shd w:val="clear" w:color="auto" w:fill="FFFFFF"/>
+            <w:vAlign w:val="center"/>
+            <w:hideMark/>
+          </w:tcPr>
+          <w:p>
+            <w:pPr>
+              <w:rPr>
+                <w:b/>
+                <w:bCs/>
+              </w:rPr>
+            </w:pPr>
+            <w:r>
+              <w:rPr>
+                <w:b/>
+                <w:bCs/>
+              </w:rPr>
+              <w:t>Thiết kế CSDL</w:t>
+            </w:r>
+          </w:p>
+        </w:tc>
+        <w:tc>
+          <w:tcPr>
+            <w:tcW w:w="2160" w:type="dxa"/>
+            <w:tcBorders>
+              <w:top w:val="single" w:sz="4" w:space="0" w:color="000000"/>
+              <w:left w:val="single" w:sz="4" w:space="0" w:color="000000"/>
+              <w:bottom w:val="single" w:sz="4" w:space="0" w:color="000000"/>
+              <w:right w:val="single" w:sz="4" w:space="0" w:color="000000"/>
+            </w:tcBorders>
+            <w:shd w:val="clear" w:color="auto" w:fill="FFFFFF"/>
+            <w:vAlign w:val="center"/>
+            <w:hideMark/>
+          </w:tcPr>
+          <w:p>
+            <w:pPr>
+              <w:rPr>
+                <w:b/>
+                <w:bCs/>
+              </w:rPr>
+            </w:pPr>
+            <w:r>
+              <w:rPr>
+                <w:b/>
+                <w:bCs/>
+              </w:rPr>
+              <w:t>9.0</w:t>
+            </w:r>
+          </w:p>
+        </w:tc>
+      </w:tr>
+      <w:tr>
+        <w:tc>
+          <w:tcPr>
+            <w:tcW w:w="2160" w:type="dxa"/>
+            <w:tcBorders>
+              <w:top w:val="single" w:sz="4" w:space="0" w:color="000000"/>
+              <w:left w:val="single" w:sz="4" w:space="0" w:color="000000"/>
+              <w:bottom w:val="single" w:sz="4" w:space="0" w:color="000000"/>
+              <w:right w:val="single" w:sz="4" w:space="0" w:color="000000"/>
+            </w:tcBorders>
+            <w:shd w:val="clear" w:color="auto" w:fill="FFFFFF"/>
+            <w:vAlign w:val="center"/>
+            <w:hideMark/>
+          </w:tcPr>
+          <w:p>
+            <w:pPr>
+              <w:rPr>
+                <w:b/>
+                <w:bCs/>
+              </w:rPr>
+            </w:pPr>
+            <w:r>
+              <w:rPr>
+                <w:b/>
+                <w:bCs/>
+              </w:rPr>
+              <w:t>HV02</w:t>
+            </w:r>
+          </w:p>
+        </w:tc>
+        <w:tc>
+          <w:tcPr>
+            <w:tcW w:w="2160" w:type="dxa"/>
+            <w:tcBorders>
+              <w:top w:val="single" w:sz="4" w:space="0" w:color="000000"/>
+              <w:left w:val="single" w:sz="4" w:space="0" w:color="000000"/>
+              <w:bottom w:val="single" w:sz="4" w:space="0" w:color="000000"/>
+              <w:right w:val="single" w:sz="4" w:space="0" w:color="000000"/>
+            </w:tcBorders>
+            <w:shd w:val="clear" w:color="auto" w:fill="FFFFFF"/>
+            <w:vAlign w:val="center"/>
+            <w:hideMark/>
+          </w:tcPr>
+          <w:p>
+            <w:pPr>
+              <w:rPr>
+                <w:b/>
+                <w:bCs/>
+              </w:rPr>
+            </w:pPr>
+            <w:r>
+              <w:rPr>
+                <w:b/>
+                <w:bCs/>
+              </w:rPr>
+              <w:t>KH01</w:t>
+            </w:r>
+          </w:p>
+        </w:tc>
+        <w:tc>
+          <w:tcPr>
+            <w:tcW w:w="2160" w:type="dxa"/>
+            <w:tcBorders>
+              <w:top w:val="single" w:sz="4" w:space="0" w:color="000000"/>
+              <w:left w:val="single" w:sz="4" w:space="0" w:color="000000"/>
+              <w:bottom w:val="single" w:sz="4" w:space="0" w:color="000000"/>
+              <w:right w:val="single" w:sz="4" w:space="0" w:color="000000"/>
+            </w:tcBorders>
+            <w:shd w:val="clear" w:color="auto" w:fill="FFFFFF"/>
+            <w:vAlign w:val="center"/>
+            <w:hideMark/>
+          </w:tcPr>
+          <w:p>
+            <w:pPr>
+              <w:rPr>
+                <w:b/>
+                <w:bCs/>
+              </w:rPr>
+            </w:pPr>
+            <w:r>
+              <w:rPr>
+                <w:b/>
+                <w:bCs/>
+              </w:rPr>
+              <w:t>Nhập môn Lập trình</w:t>
+            </w:r>
+          </w:p>
+        </w:tc>
+        <w:tc>
+          <w:tcPr>
+            <w:tcW w:w="2160" w:type="dxa"/>
+            <w:tcBorders>
+              <w:top w:val="single" w:sz="4" w:space="0" w:color="000000"/>
+              <w:left w:val="single" w:sz="4" w:space="0" w:color="000000"/>
+              <w:bottom w:val="single" w:sz="4" w:space="0" w:color="000000"/>
+              <w:right w:val="single" w:sz="4" w:space="0" w:color="000000"/>
+            </w:tcBorders>
+            <w:shd w:val="clear" w:color="auto" w:fill="FFFFFF"/>
+            <w:vAlign w:val="center"/>
+            <w:hideMark/>
+          </w:tcPr>
+          <w:p>
+            <w:pPr>
+              <w:rPr>
+                <w:b/>
+                <w:bCs/>
+              </w:rPr>
+            </w:pPr>
+            <w:r>
+              <w:rPr>
+                <w:b/>
+                <w:bCs/>
+              </w:rPr>
+              <w:t>7.0</w:t>
+            </w:r>
+          </w:p>
+        </w:tc>
+      </w:tr>
+    </w:tbl>
+    <w:p>
+      <w:pPr>
+        <w:rPr>
+          <w:b/>
+          <w:bCs/>
+        </w:rPr>
+      </w:pPr>
+      <w:r>
+        <w:rPr>
+          <w:b/>
+          <w:bCs/>
+        </w:rPr>
+        <w:t>Cột vi phạm dạng chuẩn 2NF</w:t>
+      </w:r>
+    </w:p>
+    <w:p>
+      <w:pPr>
+        <w:rPr>
+          <w:b/>
+          <w:bCs/>
+        </w:rPr>
+      </w:pPr>
+      <w:r>
+        <w:rPr>
+          <w:b/>
+          <w:bCs/>
+        </w:rPr>
+        <w:t>Cột TenKH vi phạm 2NF.</w:t>
+      </w:r>
+    </w:p>
+    <w:p>
+      <w:pPr>
+        <w:rPr>
+          <w:b/>
+          <w:bCs/>
+        </w:rPr>
+      </w:pPr>
+      <w:r>
+        <w:rPr>
+          <w:b/>
+          <w:bCs/>
+        </w:rPr>
+        <w:t>Lý do</w:t>
+      </w:r>
+    </w:p>
+    <w:p>
+      <w:pPr>
+        <w:rPr>
+          <w:b/>
+          <w:bCs/>
+        </w:rPr>
+      </w:pPr>
+      <w:r>
+        <w:rPr>
+          <w:b/>
+          <w:bCs/>
+        </w:rPr>
+        <w:t>Khóa chính của bảng là khóa ghép: (MaHV, MaKH).</w:t>
+      </w:r>
+    </w:p>
+    <w:p>
+      <w:pPr>
+        <w:rPr>
+          <w:b/>
+          <w:bCs/>
+        </w:rPr>
+      </w:pPr>
+      <w:r>
+        <w:rPr>
+          <w:b/>
+          <w:bCs/>
+        </w:rPr>
+        <w:t>Nhưng: MaKH → TenKH</w:t>
+      </w:r>
+    </w:p>
+    <w:p>
+      <w:pPr>
+        <w:rPr>
+          <w:b/>
+          <w:bCs/>
+        </w:rPr>
+      </w:pPr>
+      <w:r>
+        <w:rPr>
+          <w:b/>
+          <w:bCs/>
+        </w:rPr>
+        <w:t>Nghĩa là TenKH chỉ phụ thuộc vào MaKH, không phụ thuộc đầy đủ vào toàn bộ khóa ghép (MaHV, MaKH).</w:t>
+      </w:r>
+    </w:p>
+    <w:p>
+      <w:pPr>
+        <w:rPr>
+          <w:b/>
+          <w:bCs/>
+        </w:rPr>
+      </w:pPr>
+      <w:r>
+        <w:rPr>
+          <w:b/>
+          <w:bCs/>
+        </w:rPr>
+        <w:t>Đây là phụ thuộc không đầy đủ vào khóa chính ghép, nên bảng chưa đạt 2NF.</w:t>
+      </w:r>
+    </w:p>
+    <w:p>
+      <w:pPr>
+        <w:rPr>
+          <w:b/>
+          <w:bCs/>
+        </w:rPr>
+      </w:pPr>
+      <w:r>
+        <w:rPr>
+          <w:b/>
+          <w:bCs/>
+        </w:rPr>
+        <w:lastRenderedPageBreak/>
+        <w:t>Cách tách bảng để đạt 2NF</w:t>
+      </w:r>
+    </w:p>
+    <w:p>
+      <w:pPr>
+        <w:rPr>
+          <w:b/>
+          <w:bCs/>
+        </w:rPr>
+      </w:pPr>
+      <w:r>
+        <w:rPr>
+          <w:b/>
+          <w:bCs/>
+        </w:rPr>
+        <w:t>KHOA_HOC</w:t>
+      </w:r>
+    </w:p>
+    <w:tbl>
+      <w:tblPr>
+        <w:tblW w:w="0" w:type="dxa"/>
+        <w:tblBorders>
+          <w:top w:val="single" w:sz="2" w:space="0" w:color="auto"/>
+          <w:left w:val="single" w:sz="2" w:space="0" w:color="auto"/>
+          <w:bottom w:val="single" w:sz="2" w:space="0" w:color="auto"/>
+          <w:right w:val="single" w:sz="2" w:space="0" w:color="auto"/>
+        </w:tblBorders>
+        <w:shd w:val="clear" w:color="auto" w:fill="FFFFFF"/>
+        <w:tblLook w:val="04A0" w:firstRow="1" w:lastRow="0" w:firstColumn="1" w:lastColumn="0" w:noHBand="0" w:noVBand="1"/>
+      </w:tblPr>
+      <w:tblGrid>
+        <w:gridCol w:w="2880"/>
+        <w:gridCol w:w="2880"/>
+        <w:gridCol w:w="2880"/>
+      </w:tblGrid>
+      <w:tr>
+        <w:tc>
+          <w:tcPr>
+            <w:tcW w:w="2880" w:type="dxa"/>
+            <w:tcBorders>
+              <w:top w:val="single" w:sz="4" w:space="0" w:color="000000"/>
+              <w:left w:val="single" w:sz="4" w:space="0" w:color="000000"/>
+              <w:bottom w:val="single" w:sz="4" w:space="0" w:color="000000"/>
+              <w:right w:val="single" w:sz="4" w:space="0" w:color="000000"/>
+            </w:tcBorders>
+            <w:shd w:val="clear" w:color="auto" w:fill="FFFFFF"/>
+            <w:vAlign w:val="center"/>
+            <w:hideMark/>
+          </w:tcPr>
+          <w:p>
+            <w:pPr>
+              <w:rPr>
+                <w:b/>
+                <w:bCs/>
+              </w:rPr>
+            </w:pPr>
+            <w:r>
+              <w:rPr>
+                <w:b/>
+                <w:bCs/>
+              </w:rPr>
+              <w:t>MaKH</w:t>
+            </w:r>
+          </w:p>
+        </w:tc>
+        <w:tc>
+          <w:tcPr>
+            <w:tcW w:w="2880" w:type="dxa"/>
+            <w:tcBorders>
+              <w:top w:val="single" w:sz="4" w:space="0" w:color="000000"/>
+              <w:left w:val="single" w:sz="4" w:space="0" w:color="000000"/>
+              <w:bottom w:val="single" w:sz="4" w:space="0" w:color="000000"/>
+              <w:right w:val="single" w:sz="4" w:space="0" w:color="000000"/>
+            </w:tcBorders>
+            <w:shd w:val="clear" w:color="auto" w:fill="FFFFFF"/>
+            <w:vAlign w:val="center"/>
+            <w:hideMark/>
+          </w:tcPr>
+          <w:p>
+            <w:pPr>
+              <w:rPr>
+                <w:b/>
+                <w:bCs/>
+              </w:rPr>
+            </w:pPr>
+            <w:r>
+              <w:rPr>
+                <w:b/>
+                <w:bCs/>
+              </w:rPr>
+              <w:t>TenKH</w:t>
+            </w:r>
+          </w:p>
+        </w:tc>
+        <w:tc>
+          <w:tcPr>
+            <w:tcW w:w="2880" w:type="dxa"/>
+            <w:tcBorders>
+              <w:top w:val="single" w:sz="4" w:space="0" w:color="000000"/>
+              <w:left w:val="single" w:sz="4" w:space="0" w:color="000000"/>
+              <w:bottom w:val="single" w:sz="4" w:space="0" w:color="000000"/>
+              <w:right w:val="single" w:sz="4" w:space="0" w:color="000000"/>
+            </w:tcBorders>
+            <w:shd w:val="clear" w:color="auto" w:fill="FFFFFF"/>
+            <w:vAlign w:val="center"/>
+            <w:hideMark/>
+          </w:tcPr>
+          <w:p>
+            <w:pPr>
+              <w:rPr>
+                <w:b/>
+                <w:bCs/>
+              </w:rPr>
+            </w:pPr>
+            <w:r>
+              <w:rPr>
+                <w:b/>
+                <w:bCs/>
+              </w:rPr>
+              <w:t>SoTietHoc</w:t>
+            </w:r>
+          </w:p>
+        </w:tc>
+      </w:tr>
+      <w:tr>
+        <w:tc>
+          <w:tcPr>
+            <w:tcW w:w="2880" w:type="dxa"/>
+            <w:tcBorders>
+              <w:top w:val="single" w:sz="4" w:space="0" w:color="000000"/>
+              <w:left w:val="single" w:sz="4" w:space="0" w:color="000000"/>
+              <w:bottom w:val="single" w:sz="4" w:space="0" w:color="000000"/>
+              <w:right w:val="single" w:sz="4" w:space="0" w:color="000000"/>
+            </w:tcBorders>
+            <w:shd w:val="clear" w:color="auto" w:fill="FFFFFF"/>
+            <w:vAlign w:val="center"/>
+            <w:hideMark/>
+          </w:tcPr>
+          <w:p>
+            <w:pPr>
+              <w:rPr>
+                <w:b/>
+                <w:bCs/>
+              </w:rPr>
+            </w:pPr>
+            <w:r>
+              <w:rPr>
+                <w:b/>
+                <w:bCs/>
+              </w:rPr>
+              <w:t>KH01</w:t>
+            </w:r>
+          </w:p>
+        </w:tc>
+        <w:tc>
+          <w:tcPr>
+            <w:tcW w:w="2880" w:type="dxa"/>
+            <w:tcBorders>
+              <w:top w:val="single" w:sz="4" w:space="0" w:color="000000"/>
+              <w:left w:val="single" w:sz="4" w:space="0" w:color="000000"/>
+              <w:bottom w:val="single" w:sz="4" w:space="0" w:color="000000"/>
+              <w:right w:val="single" w:sz="4" w:space="0" w:color="000000"/>
+            </w:tcBorders>
+            <w:shd w:val="clear" w:color="auto" w:fill="FFFFFF"/>
+            <w:vAlign w:val="center"/>
+            <w:hideMark/>
+          </w:tcPr>
+          <w:p>
+            <w:pPr>
+              <w:rPr>
+                <w:b/>
+                <w:bCs/>
+              </w:rPr>
+            </w:pPr>
+            <w:r>
+              <w:rPr>
+                <w:b/>
+                <w:bCs/>
+              </w:rPr>
+              <w:t>Nhập môn Lập trình</w:t>
+            </w:r>
+          </w:p>
+        </w:tc>
+        <w:tc>
+          <w:tcPr>
+            <w:tcW w:w="2880" w:type="dxa"/>
+            <w:tcBorders>
+              <w:top w:val="single" w:sz="4" w:space="0" w:color="000000"/>
+              <w:left w:val="single" w:sz="4" w:space="0" w:color="000000"/>
+              <w:bottom w:val="single" w:sz="4" w:space="0" w:color="000000"/>
+              <w:right w:val="single" w:sz="4" w:space="0" w:color="000000"/>
+            </w:tcBorders>
+            <w:shd w:val="clear" w:color="auto" w:fill="FFFFFF"/>
+            <w:vAlign w:val="center"/>
+            <w:hideMark/>
+          </w:tcPr>
+          <w:p>
+            <w:pPr>
+              <w:rPr>
+                <w:b/>
+                <w:bCs/>
+              </w:rPr>
+            </w:pPr>
+            <w:r>
+              <w:rPr>
+                <w:b/>
+                <w:bCs/>
+              </w:rPr>
+              <w:t>—</w:t>
+            </w:r>
+          </w:p>
+        </w:tc>
+      </w:tr>
+      <w:tr>
+        <w:tc>
+          <w:tcPr>
+            <w:tcW w:w="2880" w:type="dxa"/>
+            <w:tcBorders>
+              <w:top w:val="single" w:sz="4" w:space="0" w:color="000000"/>
+              <w:left w:val="single" w:sz="4" w:space="0" w:color="000000"/>
+              <w:bottom w:val="single" w:sz="4" w:space="0" w:color="000000"/>
+              <w:right w:val="single" w:sz="4" w:space="0" w:color="000000"/>
+            </w:tcBorders>
+            <w:shd w:val="clear" w:color="auto" w:fill="FFFFFF"/>
+            <w:vAlign w:val="center"/>
+            <w:hideMark/>
+          </w:tcPr>
+          <w:p>
+            <w:pPr>
+              <w:rPr>
+                <w:b/>
+                <w:bCs/>
+              </w:rPr>
+            </w:pPr>
+            <w:r>
+              <w:rPr>
+                <w:b/>
+                <w:bCs/>
+              </w:rPr>
+              <w:t>KH02</w:t>
+            </w:r>
+          </w:p>
+        </w:tc>
+        <w:tc>
+          <w:tcPr>
+            <w:tcW w:w="2880" w:type="dxa"/>
+            <w:tcBorders>
+              <w:top w:val="single" w:sz="4" w:space="0" w:color="000000"/>
+              <w:left w:val="single" w:sz="4" w:space="0" w:color="000000"/>
+              <w:bottom w:val="single" w:sz="4" w:space="0" w:color="000000"/>
+              <w:right w:val="single" w:sz="4" w:space="0" w:color="000000"/>
+            </w:tcBorders>
+            <w:shd w:val="clear" w:color="auto" w:fill="FFFFFF"/>
+            <w:vAlign w:val="center"/>
+            <w:hideMark/>
+          </w:tcPr>
+          <w:p>
+            <w:pPr>
+              <w:rPr>
+                <w:b/>
+                <w:bCs/>
+              </w:rPr>
+            </w:pPr>
+            <w:r>
+              <w:rPr>
+                <w:b/>
+                <w:bCs/>
+              </w:rPr>
+              <w:t>Thiết kế CSDL</w:t>
+            </w:r>
+          </w:p>
+        </w:tc>
+        <w:tc>
+          <w:tcPr>
+            <w:tcW w:w="2880" w:type="dxa"/>
+            <w:tcBorders>
+              <w:top w:val="single" w:sz="4" w:space="0" w:color="000000"/>
+              <w:left w:val="single" w:sz="4" w:space="0" w:color="000000"/>
+              <w:bottom w:val="single" w:sz="4" w:space="0" w:color="000000"/>
+              <w:right w:val="single" w:sz="4" w:space="0" w:color="000000"/>
+            </w:tcBorders>
+            <w:shd w:val="clear" w:color="auto" w:fill="FFFFFF"/>
+            <w:vAlign w:val="center"/>
+            <w:hideMark/>
+          </w:tcPr>
+          <w:p>
+            <w:pPr>
+              <w:rPr>
+                <w:b/>
+                <w:bCs/>
+              </w:rPr>
+            </w:pPr>
+            <w:r>
+              <w:rPr>
+                <w:b/>
+                <w:bCs/>
+              </w:rPr>
+              <w:t>—</w:t>
+            </w:r>
+          </w:p>
+        </w:tc>
+      </w:tr>
+    </w:tbl>
+    <w:p>
+      <w:pPr>
+        <w:rPr>
+          <w:b/>
+          <w:bCs/>
+        </w:rPr>
+      </w:pPr>
+      <w:r>
+        <w:rPr>
+          <w:b/>
+          <w:bCs/>
+        </w:rPr>
+        <w:t>Đề không cung cấp giá trị SoTietHoc, nên không tự thêm số liệu.</w:t>
+      </w:r>
+    </w:p>
+    <w:p>
+      <w:pPr>
+        <w:rPr>
+          <w:b/>
+          <w:bCs/>
+        </w:rPr>
+      </w:pPr>
+      <w:r>
+        <w:rPr>
+          <w:b/>
+          <w:bCs/>
+        </w:rPr>
+        <w:t>DANG_KY</w:t>
+      </w:r>
+    </w:p>
+    <w:tbl>
+      <w:tblPr>
+        <w:tblW w:w="0" w:type="dxa"/>
+        <w:tblBorders>
+          <w:top w:val="single" w:sz="2" w:space="0" w:color="auto"/>
+          <w:left w:val="single" w:sz="2" w:space="0" w:color="auto"/>
+          <w:bottom w:val="single" w:sz="2" w:space="0" w:color="auto"/>
+          <w:right w:val="single" w:sz="2" w:space="0" w:color="auto"/>
+        </w:tblBorders>
+        <w:shd w:val="clear" w:color="auto" w:fill="FFFFFF"/>
+        <w:tblLook w:val="04A0" w:firstRow="1" w:lastRow="0" w:firstColumn="1" w:lastColumn="0" w:noHBand="0" w:noVBand="1"/>
+      </w:tblPr>
+      <w:tblGrid>
+        <w:gridCol w:w="2880"/>
+        <w:gridCol w:w="2880"/>
+        <w:gridCol w:w="2880"/>
+      </w:tblGrid>
+      <w:tr>
+        <w:tc>
+          <w:tcPr>
+            <w:tcW w:w="2880" w:type="dxa"/>
+            <w:tcBorders>
+              <w:top w:val="single" w:sz="4" w:space="0" w:color="000000"/>
+              <w:left w:val="single" w:sz="4" w:space="0" w:color="000000"/>
+              <w:bottom w:val="single" w:sz="4" w:space="0" w:color="000000"/>
+              <w:right w:val="single" w:sz="4" w:space="0" w:color="000000"/>
+            </w:tcBorders>
+            <w:shd w:val="clear" w:color="auto" w:fill="FFFFFF"/>
+            <w:vAlign w:val="center"/>
+            <w:hideMark/>
+          </w:tcPr>
+          <w:p>
+            <w:pPr>
+              <w:rPr>
+                <w:b/>
+                <w:bCs/>
+              </w:rPr>
+            </w:pPr>
+            <w:r>
+              <w:rPr>
+                <w:b/>
+                <w:bCs/>
+              </w:rPr>
+              <w:t>MaHV</w:t>
+            </w:r>
+          </w:p>
+        </w:tc>
+        <w:tc>
+          <w:tcPr>
+            <w:tcW w:w="2880" w:type="dxa"/>
+            <w:tcBorders>
+              <w:top w:val="single" w:sz="4" w:space="0" w:color="000000"/>
+              <w:left w:val="single" w:sz="4" w:space="0" w:color="000000"/>
+              <w:bottom w:val="single" w:sz="4" w:space="0" w:color="000000"/>
+              <w:right w:val="single" w:sz="4" w:space="0" w:color="000000"/>
+            </w:tcBorders>
+            <w:shd w:val="clear" w:color="auto" w:fill="FFFFFF"/>
+            <w:vAlign w:val="center"/>
+            <w:hideMark/>
+          </w:tcPr>
+          <w:p>
+            <w:pPr>
+              <w:rPr>
+                <w:b/>
+                <w:bCs/>
+              </w:rPr>
+            </w:pPr>
+            <w:r>
+              <w:rPr>
+                <w:b/>
+                <w:bCs/>
+              </w:rPr>
+              <w:t>MaKH</w:t>
+            </w:r>
+          </w:p>
+        </w:tc>
+        <w:tc>
+          <w:tcPr>
+            <w:tcW w:w="2880" w:type="dxa"/>
+            <w:tcBorders>
+              <w:top w:val="single" w:sz="4" w:space="0" w:color="000000"/>
+              <w:left w:val="single" w:sz="4" w:space="0" w:color="000000"/>
+              <w:bottom w:val="single" w:sz="4" w:space="0" w:color="000000"/>
+              <w:right w:val="single" w:sz="4" w:space="0" w:color="000000"/>
+            </w:tcBorders>
+            <w:shd w:val="clear" w:color="auto" w:fill="FFFFFF"/>
+            <w:vAlign w:val="center"/>
+            <w:hideMark/>
+          </w:tcPr>
+          <w:p>
+            <w:pPr>
+              <w:rPr>
+                <w:b/>
+                <w:bCs/>
+              </w:rPr>
+            </w:pPr>
+            <w:r>
+              <w:rPr>
+                <w:b/>
+                <w:bCs/>
+              </w:rPr>
+              <w:t>DiemSo</w:t>
+            </w:r>
+          </w:p>
+        </w:tc>
+      </w:tr>
+      <w:tr>
+        <w:tc>
+          <w:tcPr>
+            <w:tcW w:w="2880" w:type="dxa"/>
+            <w:tcBorders>
+              <w:top w:val="single" w:sz="4" w:space="0" w:color="000000"/>
+              <w:left w:val="single" w:sz="4" w:space="0" w:color="000000"/>
+              <w:bottom w:val="single" w:sz="4" w:space="0" w:color="000000"/>
+              <w:right w:val="single" w:sz="4" w:space="0" w:color="000000"/>
+            </w:tcBorders>
+            <w:shd w:val="clear" w:color="auto" w:fill="FFFFFF"/>
+            <w:vAlign w:val="center"/>
+            <w:hideMark/>
+          </w:tcPr>
+          <w:p>
+            <w:pPr>
+              <w:rPr>
+                <w:b/>
+                <w:bCs/>
+              </w:rPr>
+            </w:pPr>
+            <w:r>
+              <w:rPr>
+                <w:b/>
+                <w:bCs/>
+              </w:rPr>
+              <w:t>HV01</w:t>
+            </w:r>
+          </w:p>
+        </w:tc>
+        <w:tc>
+          <w:tcPr>
+            <w:tcW w:w="2880" w:type="dxa"/>
+            <w:tcBorders>
+              <w:top w:val="single" w:sz="4" w:space="0" w:color="000000"/>
+              <w:left w:val="single" w:sz="4" w:space="0" w:color="000000"/>
+              <w:bottom w:val="single" w:sz="4" w:space="0" w:color="000000"/>
+              <w:right w:val="single" w:sz="4" w:space="0" w:color="000000"/>
+            </w:tcBorders>
+            <w:shd w:val="clear" w:color="auto" w:fill="FFFFFF"/>
+            <w:vAlign w:val="center"/>
+            <w:hideMark/>
+          </w:tcPr>
+          <w:p>
+            <w:pPr>
+              <w:rPr>
+                <w:b/>
+                <w:bCs/>
+              </w:rPr>
+            </w:pPr>
+            <w:r>
+              <w:rPr>
+                <w:b/>
+                <w:bCs/>
+              </w:rPr>
+              <w:t>KH01</w:t>
+            </w:r>
+          </w:p>
+        </w:tc>
+        <w:tc>
+          <w:tcPr>
+            <w:tcW w:w="2880" w:type="dxa"/>
+            <w:tcBorders>
+              <w:top w:val="single" w:sz="4" w:space="0" w:color="000000"/>
+              <w:left w:val="single" w:sz="4" w:space="0" w:color="000000"/>
+              <w:bottom w:val="single" w:sz="4" w:space="0" w:color="000000"/>
+              <w:right w:val="single" w:sz="4" w:space="0" w:color="000000"/>
+            </w:tcBorders>
+            <w:shd w:val="clear" w:color="auto" w:fill="FFFFFF"/>
+            <w:vAlign w:val="center"/>
+            <w:hideMark/>
+          </w:tcPr>
+          <w:p>
+            <w:pPr>
+              <w:rPr>
+                <w:b/>
+                <w:bCs/>
+              </w:rPr>
+            </w:pPr>
+            <w:r>
+              <w:rPr>
+                <w:b/>
+                <w:bCs/>
+              </w:rPr>
+              <w:t>8.5</w:t>
+            </w:r>
+          </w:p>
+        </w:tc>
+      </w:tr>
+      <w:tr>
+        <w:tc>
+          <w:tcPr>
+            <w:tcW w:w="2880" w:type="dxa"/>
+            <w:tcBorders>
+              <w:top w:val="single" w:sz="4" w:space="0" w:color="000000"/>
+              <w:left w:val="single" w:sz="4" w:space="0" w:color="000000"/>
+              <w:bottom w:val="single" w:sz="4" w:space="0" w:color="000000"/>
+              <w:right w:val="single" w:sz="4" w:space="0" w:color="000000"/>
+            </w:tcBorders>
+            <w:shd w:val="clear" w:color="auto" w:fill="FFFFFF"/>
+            <w:vAlign w:val="center"/>
+            <w:hideMark/>
+          </w:tcPr>
+          <w:p>
+            <w:pPr>
+              <w:rPr>
+                <w:b/>
+                <w:bCs/>
+              </w:rPr>
+            </w:pPr>
+            <w:r>
+              <w:rPr>
+                <w:b/>
+                <w:bCs/>
+              </w:rPr>
+              <w:t>HV01</w:t>
+            </w:r>
+          </w:p>
+        </w:tc>
+        <w:tc>
+          <w:tcPr>
+            <w:tcW w:w="2880" w:type="dxa"/>
+            <w:tcBorders>
+              <w:top w:val="single" w:sz="4" w:space="0" w:color="000000"/>
+              <w:left w:val="single" w:sz="4" w:space="0" w:color="000000"/>
+              <w:bottom w:val="single" w:sz="4" w:space="0" w:color="000000"/>
+              <w:right w:val="single" w:sz="4" w:space="0" w:color="000000"/>
+            </w:tcBorders>
+            <w:shd w:val="clear" w:color="auto" w:fill="FFFFFF"/>
+            <w:vAlign w:val="center"/>
+            <w:hideMark/>
+          </w:tcPr>
+          <w:p>
+            <w:pPr>
+              <w:rPr>
+                <w:b/>
+                <w:bCs/>
+              </w:rPr>
+            </w:pPr>
+            <w:r>
+              <w:rPr>
+                <w:b/>
+                <w:bCs/>
+              </w:rPr>
+              <w:t>KH02</w:t>
+            </w:r>
+          </w:p>
+        </w:tc>
+        <w:tc>
+          <w:tcPr>
+            <w:tcW w:w="2880" w:type="dxa"/>
+            <w:tcBorders>
+              <w:top w:val="single" w:sz="4" w:space="0" w:color="000000"/>
+              <w:left w:val="single" w:sz="4" w:space="0" w:color="000000"/>
+              <w:bottom w:val="single" w:sz="4" w:space="0" w:color="000000"/>
+              <w:right w:val="single" w:sz="4" w:space="0" w:color="000000"/>
+            </w:tcBorders>
+            <w:shd w:val="clear" w:color="auto" w:fill="FFFFFF"/>
+            <w:vAlign w:val="center"/>
+            <w:hideMark/>
+          </w:tcPr>
+          <w:p>
+            <w:pPr>
+              <w:rPr>
+                <w:b/>
+                <w:bCs/>
+              </w:rPr>
+            </w:pPr>
+            <w:r>
+              <w:rPr>
+                <w:b/>
+                <w:bCs/>
+              </w:rPr>
+              <w:t>9.0</w:t>
+            </w:r>
+          </w:p>
+        </w:tc>
+      </w:tr>
+      <w:tr>
+        <w:tc>
+          <w:tcPr>
+            <w:tcW w:w="2880" w:type="dxa"/>
+            <w:tcBorders>
+              <w:top w:val="single" w:sz="4" w:space="0" w:color="000000"/>
+              <w:left w:val="single" w:sz="4" w:space="0" w:color="000000"/>
+              <w:bottom w:val="single" w:sz="4" w:space="0" w:color="000000"/>
+              <w:right w:val="single" w:sz="4" w:space="0" w:color="000000"/>
+            </w:tcBorders>
+            <w:shd w:val="clear" w:color="auto" w:fill="FFFFFF"/>
+            <w:vAlign w:val="center"/>
+            <w:hideMark/>
+          </w:tcPr>
+          <w:p>
+            <w:pPr>
+              <w:rPr>
+                <w:b/>
+                <w:bCs/>
+              </w:rPr>
+            </w:pPr>
+            <w:r>
+              <w:rPr>
+                <w:b/>
+                <w:bCs/>
+              </w:rPr>
+              <w:t>HV02</w:t>
+            </w:r>
+          </w:p>
+        </w:tc>
+        <w:tc>
+          <w:tcPr>
+            <w:tcW w:w="2880" w:type="dxa"/>
+            <w:tcBorders>
+              <w:top w:val="single" w:sz="4" w:space="0" w:color="000000"/>
+              <w:left w:val="single" w:sz="4" w:space="0" w:color="000000"/>
+              <w:bottom w:val="single" w:sz="4" w:space="0" w:color="000000"/>
+              <w:right w:val="single" w:sz="4" w:space="0" w:color="000000"/>
+            </w:tcBorders>
+            <w:shd w:val="clear" w:color="auto" w:fill="FFFFFF"/>
+            <w:vAlign w:val="center"/>
+            <w:hideMark/>
+          </w:tcPr>
+          <w:p>
+            <w:pPr>
+              <w:rPr>
+                <w:b/>
+                <w:bCs/>
+              </w:rPr>
+            </w:pPr>
+            <w:r>
+              <w:rPr>
+                <w:b/>
+                <w:bCs/>
+              </w:rPr>
+              <w:t>KH01</w:t>
+            </w:r>
+          </w:p>
+        </w:tc>
+        <w:tc>
+          <w:tcPr>
+            <w:tcW w:w="2880" w:type="dxa"/>
+            <w:tcBorders>
+              <w:top w:val="single" w:sz="4" w:space="0" w:color="000000"/>
+              <w:left w:val="single" w:sz="4" w:space="0" w:color="000000"/>
+              <w:bottom w:val="single" w:sz="4" w:space="0" w:color="000000"/>
+              <w:right w:val="single" w:sz="4" w:space="0" w:color="000000"/>
+            </w:tcBorders>
+            <w:shd w:val="clear" w:color="auto" w:fill="FFFFFF"/>
+            <w:vAlign w:val="center"/>
+            <w:hideMark/>
+          </w:tcPr>
+          <w:p>
+            <w:pPr>
+              <w:rPr>
+                <w:b/>
+                <w:bCs/>
+              </w:rPr>
+            </w:pPr>
+            <w:r>
+              <w:rPr>
+                <w:b/>
+                <w:bCs/>
+              </w:rPr>
+              <w:t>7.0</w:t>
+            </w:r>
+          </w:p>
+        </w:tc>
+      </w:tr>
+    </w:tbl>
+    <w:p>
+      <w:pPr>
+        <w:rPr>
+          <w:b/>
+          <w:bCs/>
+        </w:rPr>
+      </w:pPr>
+      <w:r>
+        <w:rPr>
+          <w:b/>
+          <w:bCs/>
+        </w:rPr>
+        <w:t>Sau khi tách:</w:t>
+      </w:r>
+    </w:p>
+    <w:p>
+      <w:pPr>
+        <w:rPr>
+          <w:b/>
+          <w:bCs/>
+        </w:rPr>
+      </w:pPr>
+      <w:r>
+        <w:rPr>
+          <w:b/>
+          <w:bCs/>
+        </w:rPr>
+        <w:t>TenKH phụ thuộc vào MaKH trong KHOA_HOC.</w:t>
+      </w:r>
+    </w:p>
+    <w:p>
+      <w:pPr>
+        <w:rPr>
+          <w:b/>
+          <w:bCs/>
+        </w:rPr>
+      </w:pPr>
+      <w:r>
+        <w:rPr>
+          <w:b/>
+          <w:bCs/>
+        </w:rPr>
+        <w:t>DiemSo thuộc về từng lượt đăng ký trong DANG_KY.</w:t>
+      </w:r>
+    </w:p>
+    <w:p>
+      <w:pPr>
+        <w:rPr>
+          <w:b/>
+          <w:bCs/>
+        </w:rPr>
+      </w:pPr>
+      <w:r>
+        <w:rPr>
+          <w:b/>
+          <w:bCs/>
+        </w:rPr>
+        <w:t>DANG_KY sử dụng khóa ghép (MaHV, MaKH).</w:t>
+      </w:r>
+    </w:p>
+    <w:p>
+      <w:pPr>
+        <w:rPr>
+          <w:b/>
+          <w:bCs/>
+        </w:rPr>
+      </w:pPr>
+      <w:r>
+        <w:rPr>
+          <w:b/>
+          <w:bCs/>
+        </w:rPr>
+        <w:t>Dữ liệu đạt chuẩn 2NF.</w:t>
       </w:r>
     </w:p>
     <w:p>
       <w:r>
         <w:rPr>
-          <w:b/>
-          <w:bCs/>
-        </w:rPr>
-        <w:t>5. Kết luận</w:t>
-      </w:r>
-    </w:p>
-    <w:p>
-      <w:r>
-        <w:lastRenderedPageBreak/>
-        <w:t>ERD gồm đúng 3 Entity: CAN_HO, HOP_DONG_THUE, KHU_VUC.</w:t>
-      </w:r>
-    </w:p>
-    <w:p>
-      <w:r>
-        <w:t>CAN_HO — HOP_DONG_THUE là quan hệ 1-1 tùy chọn.</w:t>
-      </w:r>
-    </w:p>
-    <w:p>
-      <w:r>
-        <w:t>KHU_VUC — CAN_HO là quan hệ 1-N.</w:t>
-      </w:r>
-    </w:p>
-    <w:p>
-      <w:r>
-        <w:t>TenKhuVuc là thuộc tính gây phụ thuộc bắc cầu trong bảng nháp.</w:t>
-      </w:r>
-    </w:p>
-    <w:p>
-      <w:r>
-        <w:t>Tách CAN_HO và KHU_VUC giúp loại bỏ phụ thuộc bắc cầu và đưa dữ liệu về 3NF.</w:t>
-      </w:r>
-    </w:p>
-    <w:p>
-      <w:r>
-        <w:rPr>
           <w:noProof/>
         </w:rPr>
         <w:drawing>
-          <wp:inline distT="0" distB="0" distL="0" distR="0" wp14:anchorId="27EA37CB" wp14:editId="5969892F">
-            <wp:extent cx="5943600" cy="2067560"/>
+          <wp:inline distT="0" distB="0" distL="0" distR="0" wp14:anchorId="615333B2" wp14:editId="5DFB0BB8">
+            <wp:extent cx="5943600" cy="3317240"/>
             <wp:effectExtent l="0" t="0" r="0" b="0"/>
-            <wp:docPr id="853138174" name="Picture 1"/>
+            <wp:docPr id="1495572012" name="Picture 2"/>
             <wp:cNvGraphicFramePr>
               <a:graphicFrameLocks xmlns:a="http://schemas.openxmlformats.org/drawingml/2006/main" noChangeAspect="1"/>
             </wp:cNvGraphicFramePr>
@@ -1332,11 +2901,11 @@
               <a:graphicData uri="http://schemas.openxmlformats.org/drawingml/2006/picture">
                 <pic:pic xmlns:pic="http://schemas.openxmlformats.org/drawingml/2006/picture">
                   <pic:nvPicPr>
-                    <pic:cNvPr id="853138174" name="Picture 853138174"/>
+                    <pic:cNvPr id="1495572012" name="Picture 1495572012"/>
                     <pic:cNvPicPr/>
                   </pic:nvPicPr>
                   <pic:blipFill>
-                    <a:blip r:embed="rId4" cstate="print">
+                    <a:blip r:embed="rId5">
                       <a:extLst>
                         <a:ext uri="{28A0092B-C50C-407E-A947-70E740481C1C}">
                           <a14:useLocalDpi xmlns:a14="http://schemas.microsoft.com/office/drawing/2010/main" val="0"/>
@@ -1350,7 +2919,7 @@
                   <pic:spPr>
                     <a:xfrm>
                       <a:off x="0" y="0"/>
-                      <a:ext cx="5943600" cy="2067560"/>
+                      <a:ext cx="5943600" cy="3317240"/>
                     </a:xfrm>
                     <a:prstGeom prst="rect">
                       <a:avLst/>
@@ -1371,6 +2940,467 @@
     </w:sectPr>
   </w:body>
 </w:document>
+</file>
+
+<file path=word/numbering.xml><?xml version="1.0" encoding="utf-8"?>
+<w:numbering xmlns:wpc="http://schemas.microsoft.com/office/word/2010/wordprocessingCanvas" xmlns:cx="http://schemas.microsoft.com/office/drawing/2014/chartex" xmlns:cx1="http://schemas.microsoft.com/office/drawing/2015/9/8/chartex" xmlns:cx2="http://schemas.microsoft.com/office/drawing/2015/10/21/chartex" xmlns:cx3="http://schemas.microsoft.com/office/drawing/2016/5/9/chartex" xmlns:cx4="http://schemas.microsoft.com/office/drawing/2016/5/10/chartex" xmlns:cx5="http://schemas.microsoft.com/office/drawing/2016/5/11/chartex" xmlns:cx6="http://schemas.microsoft.com/office/drawing/2016/5/12/chartex" xmlns:cx7="http://schemas.microsoft.com/office/drawing/2016/5/13/chartex" xmlns:cx8="http://schemas.microsoft.com/office/drawing/2016/5/14/chartex" xmlns:mc="http://schemas.openxmlformats.org/markup-compatibility/2006" xmlns:aink="http://schemas.microsoft.com/office/drawing/2016/ink" xmlns:am3d="http://schemas.microsoft.com/office/drawing/2017/model3d" xmlns:o="urn:schemas-microsoft-com:office:office" xmlns:oel="http://schemas.microsoft.com/office/2019/extlst" xmlns:r="http://schemas.openxmlformats.org/officeDocument/2006/relationships" xmlns:m="http://schemas.openxmlformats.org/officeDocument/2006/math" xmlns:v="urn:schemas-microsoft-com:vml" xmlns:wp14="http://schemas.microsoft.com/office/word/2010/wordprocessingDrawing" xmlns:wp="http://schemas.openxmlformats.org/drawingml/2006/wordprocessingDrawing" xmlns:w10="urn:schemas-microsoft-com:office:word" xmlns:w="http://schemas.openxmlformats.org/wordprocessingml/2006/main" xmlns:w14="http://schemas.microsoft.com/office/word/2010/wordml" xmlns:w15="http://schemas.microsoft.com/office/word/2012/wordml" xmlns:w16cex="http://schemas.microsoft.com/office/word/2018/wordml/cex" xmlns:w16cid="http://schemas.microsoft.com/office/word/2016/wordml/cid" xmlns:w16="http://schemas.microsoft.com/office/word/2018/wordml" xmlns:w16du="http://schemas.microsoft.com/office/word/2023/wordml/word16du" xmlns:w16sdtdh="http://schemas.microsoft.com/office/word/2020/wordml/sdtdatahash" xmlns:w16sdtfl="http://schemas.microsoft.com/office/word/2024/wordml/sdtformatlock" xmlns:w16se="http://schemas.microsoft.com/office/word/2015/wordml/symex" xmlns:wpg="http://schemas.microsoft.com/office/word/2010/wordprocessingGroup" xmlns:wpi="http://schemas.microsoft.com/office/word/2010/wordprocessingInk" xmlns:wne="http://schemas.microsoft.com/office/word/2006/wordml" xmlns:wps="http://schemas.microsoft.com/office/word/2010/wordprocessingShape" mc:Ignorable="w14 w15 w16se w16cid w16 w16cex w16sdtdh w16sdtfl w16du wp14">
+  <w:abstractNum w:abstractNumId="0" w15:restartNumberingAfterBreak="0">
+    <w:nsid w:val="114A79A7"/>
+    <w:multiLevelType w:val="multilevel"/>
+    <w:tmpl w:val="C2E2067E"/>
+    <w:lvl w:ilvl="0">
+      <w:start w:val="1"/>
+      <w:numFmt w:val="bullet"/>
+      <w:lvlText w:val=""/>
+      <w:lvlJc w:val="left"/>
+      <w:pPr>
+        <w:tabs>
+          <w:tab w:val="num" w:pos="720"/>
+        </w:tabs>
+        <w:ind w:left="720" w:hanging="360"/>
+      </w:pPr>
+      <w:rPr>
+        <w:rFonts w:ascii="Symbol" w:hAnsi="Symbol" w:hint="default"/>
+        <w:sz w:val="20"/>
+      </w:rPr>
+    </w:lvl>
+    <w:lvl w:ilvl="1" w:tentative="1">
+      <w:start w:val="1"/>
+      <w:numFmt w:val="bullet"/>
+      <w:lvlText w:val="o"/>
+      <w:lvlJc w:val="left"/>
+      <w:pPr>
+        <w:tabs>
+          <w:tab w:val="num" w:pos="1440"/>
+        </w:tabs>
+        <w:ind w:left="1440" w:hanging="360"/>
+      </w:pPr>
+      <w:rPr>
+        <w:rFonts w:ascii="Courier New" w:hAnsi="Courier New" w:hint="default"/>
+        <w:sz w:val="20"/>
+      </w:rPr>
+    </w:lvl>
+    <w:lvl w:ilvl="2" w:tentative="1">
+      <w:start w:val="1"/>
+      <w:numFmt w:val="bullet"/>
+      <w:lvlText w:val=""/>
+      <w:lvlJc w:val="left"/>
+      <w:pPr>
+        <w:tabs>
+          <w:tab w:val="num" w:pos="2160"/>
+        </w:tabs>
+        <w:ind w:left="2160" w:hanging="360"/>
+      </w:pPr>
+      <w:rPr>
+        <w:rFonts w:ascii="Wingdings" w:hAnsi="Wingdings" w:hint="default"/>
+        <w:sz w:val="20"/>
+      </w:rPr>
+    </w:lvl>
+    <w:lvl w:ilvl="3" w:tentative="1">
+      <w:start w:val="1"/>
+      <w:numFmt w:val="bullet"/>
+      <w:lvlText w:val=""/>
+      <w:lvlJc w:val="left"/>
+      <w:pPr>
+        <w:tabs>
+          <w:tab w:val="num" w:pos="2880"/>
+        </w:tabs>
+        <w:ind w:left="2880" w:hanging="360"/>
+      </w:pPr>
+      <w:rPr>
+        <w:rFonts w:ascii="Wingdings" w:hAnsi="Wingdings" w:hint="default"/>
+        <w:sz w:val="20"/>
+      </w:rPr>
+    </w:lvl>
+    <w:lvl w:ilvl="4" w:tentative="1">
+      <w:start w:val="1"/>
+      <w:numFmt w:val="bullet"/>
+      <w:lvlText w:val=""/>
+      <w:lvlJc w:val="left"/>
+      <w:pPr>
+        <w:tabs>
+          <w:tab w:val="num" w:pos="3600"/>
+        </w:tabs>
+        <w:ind w:left="3600" w:hanging="360"/>
+      </w:pPr>
+      <w:rPr>
+        <w:rFonts w:ascii="Wingdings" w:hAnsi="Wingdings" w:hint="default"/>
+        <w:sz w:val="20"/>
+      </w:rPr>
+    </w:lvl>
+    <w:lvl w:ilvl="5" w:tentative="1">
+      <w:start w:val="1"/>
+      <w:numFmt w:val="bullet"/>
+      <w:lvlText w:val=""/>
+      <w:lvlJc w:val="left"/>
+      <w:pPr>
+        <w:tabs>
+          <w:tab w:val="num" w:pos="4320"/>
+        </w:tabs>
+        <w:ind w:left="4320" w:hanging="360"/>
+      </w:pPr>
+      <w:rPr>
+        <w:rFonts w:ascii="Wingdings" w:hAnsi="Wingdings" w:hint="default"/>
+        <w:sz w:val="20"/>
+      </w:rPr>
+    </w:lvl>
+    <w:lvl w:ilvl="6" w:tentative="1">
+      <w:start w:val="1"/>
+      <w:numFmt w:val="bullet"/>
+      <w:lvlText w:val=""/>
+      <w:lvlJc w:val="left"/>
+      <w:pPr>
+        <w:tabs>
+          <w:tab w:val="num" w:pos="5040"/>
+        </w:tabs>
+        <w:ind w:left="5040" w:hanging="360"/>
+      </w:pPr>
+      <w:rPr>
+        <w:rFonts w:ascii="Wingdings" w:hAnsi="Wingdings" w:hint="default"/>
+        <w:sz w:val="20"/>
+      </w:rPr>
+    </w:lvl>
+    <w:lvl w:ilvl="7" w:tentative="1">
+      <w:start w:val="1"/>
+      <w:numFmt w:val="bullet"/>
+      <w:lvlText w:val=""/>
+      <w:lvlJc w:val="left"/>
+      <w:pPr>
+        <w:tabs>
+          <w:tab w:val="num" w:pos="5760"/>
+        </w:tabs>
+        <w:ind w:left="5760" w:hanging="360"/>
+      </w:pPr>
+      <w:rPr>
+        <w:rFonts w:ascii="Wingdings" w:hAnsi="Wingdings" w:hint="default"/>
+        <w:sz w:val="20"/>
+      </w:rPr>
+    </w:lvl>
+    <w:lvl w:ilvl="8" w:tentative="1">
+      <w:start w:val="1"/>
+      <w:numFmt w:val="bullet"/>
+      <w:lvlText w:val=""/>
+      <w:lvlJc w:val="left"/>
+      <w:pPr>
+        <w:tabs>
+          <w:tab w:val="num" w:pos="6480"/>
+        </w:tabs>
+        <w:ind w:left="6480" w:hanging="360"/>
+      </w:pPr>
+      <w:rPr>
+        <w:rFonts w:ascii="Wingdings" w:hAnsi="Wingdings" w:hint="default"/>
+        <w:sz w:val="20"/>
+      </w:rPr>
+    </w:lvl>
+  </w:abstractNum>
+  <w:abstractNum w:abstractNumId="1" w15:restartNumberingAfterBreak="0">
+    <w:nsid w:val="2D8C15E4"/>
+    <w:multiLevelType w:val="multilevel"/>
+    <w:tmpl w:val="E80A6C26"/>
+    <w:lvl w:ilvl="0">
+      <w:start w:val="1"/>
+      <w:numFmt w:val="bullet"/>
+      <w:lvlText w:val=""/>
+      <w:lvlJc w:val="left"/>
+      <w:pPr>
+        <w:tabs>
+          <w:tab w:val="num" w:pos="720"/>
+        </w:tabs>
+        <w:ind w:left="720" w:hanging="360"/>
+      </w:pPr>
+      <w:rPr>
+        <w:rFonts w:ascii="Symbol" w:hAnsi="Symbol" w:hint="default"/>
+        <w:sz w:val="20"/>
+      </w:rPr>
+    </w:lvl>
+    <w:lvl w:ilvl="1" w:tentative="1">
+      <w:start w:val="1"/>
+      <w:numFmt w:val="bullet"/>
+      <w:lvlText w:val="o"/>
+      <w:lvlJc w:val="left"/>
+      <w:pPr>
+        <w:tabs>
+          <w:tab w:val="num" w:pos="1440"/>
+        </w:tabs>
+        <w:ind w:left="1440" w:hanging="360"/>
+      </w:pPr>
+      <w:rPr>
+        <w:rFonts w:ascii="Courier New" w:hAnsi="Courier New" w:hint="default"/>
+        <w:sz w:val="20"/>
+      </w:rPr>
+    </w:lvl>
+    <w:lvl w:ilvl="2" w:tentative="1">
+      <w:start w:val="1"/>
+      <w:numFmt w:val="bullet"/>
+      <w:lvlText w:val=""/>
+      <w:lvlJc w:val="left"/>
+      <w:pPr>
+        <w:tabs>
+          <w:tab w:val="num" w:pos="2160"/>
+        </w:tabs>
+        <w:ind w:left="2160" w:hanging="360"/>
+      </w:pPr>
+      <w:rPr>
+        <w:rFonts w:ascii="Wingdings" w:hAnsi="Wingdings" w:hint="default"/>
+        <w:sz w:val="20"/>
+      </w:rPr>
+    </w:lvl>
+    <w:lvl w:ilvl="3" w:tentative="1">
+      <w:start w:val="1"/>
+      <w:numFmt w:val="bullet"/>
+      <w:lvlText w:val=""/>
+      <w:lvlJc w:val="left"/>
+      <w:pPr>
+        <w:tabs>
+          <w:tab w:val="num" w:pos="2880"/>
+        </w:tabs>
+        <w:ind w:left="2880" w:hanging="360"/>
+      </w:pPr>
+      <w:rPr>
+        <w:rFonts w:ascii="Wingdings" w:hAnsi="Wingdings" w:hint="default"/>
+        <w:sz w:val="20"/>
+      </w:rPr>
+    </w:lvl>
+    <w:lvl w:ilvl="4" w:tentative="1">
+      <w:start w:val="1"/>
+      <w:numFmt w:val="bullet"/>
+      <w:lvlText w:val=""/>
+      <w:lvlJc w:val="left"/>
+      <w:pPr>
+        <w:tabs>
+          <w:tab w:val="num" w:pos="3600"/>
+        </w:tabs>
+        <w:ind w:left="3600" w:hanging="360"/>
+      </w:pPr>
+      <w:rPr>
+        <w:rFonts w:ascii="Wingdings" w:hAnsi="Wingdings" w:hint="default"/>
+        <w:sz w:val="20"/>
+      </w:rPr>
+    </w:lvl>
+    <w:lvl w:ilvl="5" w:tentative="1">
+      <w:start w:val="1"/>
+      <w:numFmt w:val="bullet"/>
+      <w:lvlText w:val=""/>
+      <w:lvlJc w:val="left"/>
+      <w:pPr>
+        <w:tabs>
+          <w:tab w:val="num" w:pos="4320"/>
+        </w:tabs>
+        <w:ind w:left="4320" w:hanging="360"/>
+      </w:pPr>
+      <w:rPr>
+        <w:rFonts w:ascii="Wingdings" w:hAnsi="Wingdings" w:hint="default"/>
+        <w:sz w:val="20"/>
+      </w:rPr>
+    </w:lvl>
+    <w:lvl w:ilvl="6" w:tentative="1">
+      <w:start w:val="1"/>
+      <w:numFmt w:val="bullet"/>
+      <w:lvlText w:val=""/>
+      <w:lvlJc w:val="left"/>
+      <w:pPr>
+        <w:tabs>
+          <w:tab w:val="num" w:pos="5040"/>
+        </w:tabs>
+        <w:ind w:left="5040" w:hanging="360"/>
+      </w:pPr>
+      <w:rPr>
+        <w:rFonts w:ascii="Wingdings" w:hAnsi="Wingdings" w:hint="default"/>
+        <w:sz w:val="20"/>
+      </w:rPr>
+    </w:lvl>
+    <w:lvl w:ilvl="7" w:tentative="1">
+      <w:start w:val="1"/>
+      <w:numFmt w:val="bullet"/>
+      <w:lvlText w:val=""/>
+      <w:lvlJc w:val="left"/>
+      <w:pPr>
+        <w:tabs>
+          <w:tab w:val="num" w:pos="5760"/>
+        </w:tabs>
+        <w:ind w:left="5760" w:hanging="360"/>
+      </w:pPr>
+      <w:rPr>
+        <w:rFonts w:ascii="Wingdings" w:hAnsi="Wingdings" w:hint="default"/>
+        <w:sz w:val="20"/>
+      </w:rPr>
+    </w:lvl>
+    <w:lvl w:ilvl="8" w:tentative="1">
+      <w:start w:val="1"/>
+      <w:numFmt w:val="bullet"/>
+      <w:lvlText w:val=""/>
+      <w:lvlJc w:val="left"/>
+      <w:pPr>
+        <w:tabs>
+          <w:tab w:val="num" w:pos="6480"/>
+        </w:tabs>
+        <w:ind w:left="6480" w:hanging="360"/>
+      </w:pPr>
+      <w:rPr>
+        <w:rFonts w:ascii="Wingdings" w:hAnsi="Wingdings" w:hint="default"/>
+        <w:sz w:val="20"/>
+      </w:rPr>
+    </w:lvl>
+  </w:abstractNum>
+  <w:abstractNum w:abstractNumId="2" w15:restartNumberingAfterBreak="0">
+    <w:nsid w:val="2E0F3AF8"/>
+    <w:multiLevelType w:val="multilevel"/>
+    <w:tmpl w:val="F7C601D0"/>
+    <w:lvl w:ilvl="0">
+      <w:start w:val="1"/>
+      <w:numFmt w:val="bullet"/>
+      <w:lvlText w:val=""/>
+      <w:lvlJc w:val="left"/>
+      <w:pPr>
+        <w:tabs>
+          <w:tab w:val="num" w:pos="720"/>
+        </w:tabs>
+        <w:ind w:left="720" w:hanging="360"/>
+      </w:pPr>
+      <w:rPr>
+        <w:rFonts w:ascii="Symbol" w:hAnsi="Symbol" w:hint="default"/>
+        <w:sz w:val="20"/>
+      </w:rPr>
+    </w:lvl>
+    <w:lvl w:ilvl="1" w:tentative="1">
+      <w:start w:val="1"/>
+      <w:numFmt w:val="bullet"/>
+      <w:lvlText w:val="o"/>
+      <w:lvlJc w:val="left"/>
+      <w:pPr>
+        <w:tabs>
+          <w:tab w:val="num" w:pos="1440"/>
+        </w:tabs>
+        <w:ind w:left="1440" w:hanging="360"/>
+      </w:pPr>
+      <w:rPr>
+        <w:rFonts w:ascii="Courier New" w:hAnsi="Courier New" w:hint="default"/>
+        <w:sz w:val="20"/>
+      </w:rPr>
+    </w:lvl>
+    <w:lvl w:ilvl="2" w:tentative="1">
+      <w:start w:val="1"/>
+      <w:numFmt w:val="bullet"/>
+      <w:lvlText w:val=""/>
+      <w:lvlJc w:val="left"/>
+      <w:pPr>
+        <w:tabs>
+          <w:tab w:val="num" w:pos="2160"/>
+        </w:tabs>
+        <w:ind w:left="2160" w:hanging="360"/>
+      </w:pPr>
+      <w:rPr>
+        <w:rFonts w:ascii="Wingdings" w:hAnsi="Wingdings" w:hint="default"/>
+        <w:sz w:val="20"/>
+      </w:rPr>
+    </w:lvl>
+    <w:lvl w:ilvl="3" w:tentative="1">
+      <w:start w:val="1"/>
+      <w:numFmt w:val="bullet"/>
+      <w:lvlText w:val=""/>
+      <w:lvlJc w:val="left"/>
+      <w:pPr>
+        <w:tabs>
+          <w:tab w:val="num" w:pos="2880"/>
+        </w:tabs>
+        <w:ind w:left="2880" w:hanging="360"/>
+      </w:pPr>
+      <w:rPr>
+        <w:rFonts w:ascii="Wingdings" w:hAnsi="Wingdings" w:hint="default"/>
+        <w:sz w:val="20"/>
+      </w:rPr>
+    </w:lvl>
+    <w:lvl w:ilvl="4" w:tentative="1">
+      <w:start w:val="1"/>
+      <w:numFmt w:val="bullet"/>
+      <w:lvlText w:val=""/>
+      <w:lvlJc w:val="left"/>
+      <w:pPr>
+        <w:tabs>
+          <w:tab w:val="num" w:pos="3600"/>
+        </w:tabs>
+        <w:ind w:left="3600" w:hanging="360"/>
+      </w:pPr>
+      <w:rPr>
+        <w:rFonts w:ascii="Wingdings" w:hAnsi="Wingdings" w:hint="default"/>
+        <w:sz w:val="20"/>
+      </w:rPr>
+    </w:lvl>
+    <w:lvl w:ilvl="5" w:tentative="1">
+      <w:start w:val="1"/>
+      <w:numFmt w:val="bullet"/>
+      <w:lvlText w:val=""/>
+      <w:lvlJc w:val="left"/>
+      <w:pPr>
+        <w:tabs>
+          <w:tab w:val="num" w:pos="4320"/>
+        </w:tabs>
+        <w:ind w:left="4320" w:hanging="360"/>
+      </w:pPr>
+      <w:rPr>
+        <w:rFonts w:ascii="Wingdings" w:hAnsi="Wingdings" w:hint="default"/>
+        <w:sz w:val="20"/>
+      </w:rPr>
+    </w:lvl>
+    <w:lvl w:ilvl="6" w:tentative="1">
+      <w:start w:val="1"/>
+      <w:numFmt w:val="bullet"/>
+      <w:lvlText w:val=""/>
+      <w:lvlJc w:val="left"/>
+      <w:pPr>
+        <w:tabs>
+          <w:tab w:val="num" w:pos="5040"/>
+        </w:tabs>
+        <w:ind w:left="5040" w:hanging="360"/>
+      </w:pPr>
+      <w:rPr>
+        <w:rFonts w:ascii="Wingdings" w:hAnsi="Wingdings" w:hint="default"/>
+        <w:sz w:val="20"/>
+      </w:rPr>
+    </w:lvl>
+    <w:lvl w:ilvl="7" w:tentative="1">
+      <w:start w:val="1"/>
+      <w:numFmt w:val="bullet"/>
+      <w:lvlText w:val=""/>
+      <w:lvlJc w:val="left"/>
+      <w:pPr>
+        <w:tabs>
+          <w:tab w:val="num" w:pos="5760"/>
+        </w:tabs>
+        <w:ind w:left="5760" w:hanging="360"/>
+      </w:pPr>
+      <w:rPr>
+        <w:rFonts w:ascii="Wingdings" w:hAnsi="Wingdings" w:hint="default"/>
+        <w:sz w:val="20"/>
+      </w:rPr>
+    </w:lvl>
+    <w:lvl w:ilvl="8" w:tentative="1">
+      <w:start w:val="1"/>
+      <w:numFmt w:val="bullet"/>
+      <w:lvlText w:val=""/>
+      <w:lvlJc w:val="left"/>
+      <w:pPr>
+        <w:tabs>
+          <w:tab w:val="num" w:pos="6480"/>
+        </w:tabs>
+        <w:ind w:left="6480" w:hanging="360"/>
+      </w:pPr>
+      <w:rPr>
+        <w:rFonts w:ascii="Wingdings" w:hAnsi="Wingdings" w:hint="default"/>
+        <w:sz w:val="20"/>
+      </w:rPr>
+    </w:lvl>
+  </w:abstractNum>
+  <w:num w:numId="1" w16cid:durableId="1028873286">
+    <w:abstractNumId w:val="1"/>
+  </w:num>
+  <w:num w:numId="2" w16cid:durableId="1685473976">
+    <w:abstractNumId w:val="2"/>
+  </w:num>
+  <w:num w:numId="3" w16cid:durableId="967590959">
+    <w:abstractNumId w:val="0"/>
+  </w:num>
+</w:numbering>
 </file>
 
 <file path=word/styles.xml><?xml version="1.0" encoding="utf-8"?>
@@ -1781,7 +3811,7 @@
     <w:link w:val="Heading1Char"/>
     <w:uiPriority w:val="9"/>
     <w:qFormat/>
-    <w:rsid w:val="009D1625"/>
+    <w:rsid w:val="005867EE"/>
     <w:pPr>
       <w:keepNext/>
       <w:keepLines/>
@@ -1804,7 +3834,7 @@
     <w:semiHidden/>
     <w:unhideWhenUsed/>
     <w:qFormat/>
-    <w:rsid w:val="009D1625"/>
+    <w:rsid w:val="005867EE"/>
     <w:pPr>
       <w:keepNext/>
       <w:keepLines/>
@@ -1827,7 +3857,7 @@
     <w:semiHidden/>
     <w:unhideWhenUsed/>
     <w:qFormat/>
-    <w:rsid w:val="009D1625"/>
+    <w:rsid w:val="005867EE"/>
     <w:pPr>
       <w:keepNext/>
       <w:keepLines/>
@@ -1850,7 +3880,7 @@
     <w:semiHidden/>
     <w:unhideWhenUsed/>
     <w:qFormat/>
-    <w:rsid w:val="009D1625"/>
+    <w:rsid w:val="005867EE"/>
     <w:pPr>
       <w:keepNext/>
       <w:keepLines/>
@@ -1873,7 +3903,7 @@
     <w:semiHidden/>
     <w:unhideWhenUsed/>
     <w:qFormat/>
-    <w:rsid w:val="009D1625"/>
+    <w:rsid w:val="005867EE"/>
     <w:pPr>
       <w:keepNext/>
       <w:keepLines/>
@@ -1894,7 +3924,7 @@
     <w:semiHidden/>
     <w:unhideWhenUsed/>
     <w:qFormat/>
-    <w:rsid w:val="009D1625"/>
+    <w:rsid w:val="005867EE"/>
     <w:pPr>
       <w:keepNext/>
       <w:keepLines/>
@@ -1917,7 +3947,7 @@
     <w:semiHidden/>
     <w:unhideWhenUsed/>
     <w:qFormat/>
-    <w:rsid w:val="009D1625"/>
+    <w:rsid w:val="005867EE"/>
     <w:pPr>
       <w:keepNext/>
       <w:keepLines/>
@@ -1938,7 +3968,7 @@
     <w:semiHidden/>
     <w:unhideWhenUsed/>
     <w:qFormat/>
-    <w:rsid w:val="009D1625"/>
+    <w:rsid w:val="005867EE"/>
     <w:pPr>
       <w:keepNext/>
       <w:keepLines/>
@@ -1961,7 +3991,7 @@
     <w:semiHidden/>
     <w:unhideWhenUsed/>
     <w:qFormat/>
-    <w:rsid w:val="009D1625"/>
+    <w:rsid w:val="005867EE"/>
     <w:pPr>
       <w:keepNext/>
       <w:keepLines/>
@@ -2004,7 +4034,7 @@
     <w:basedOn w:val="DefaultParagraphFont"/>
     <w:link w:val="Heading1"/>
     <w:uiPriority w:val="9"/>
-    <w:rsid w:val="009D1625"/>
+    <w:rsid w:val="005867EE"/>
     <w:rPr>
       <w:rFonts w:asciiTheme="majorHAnsi" w:eastAsiaTheme="majorEastAsia" w:hAnsiTheme="majorHAnsi" w:cstheme="majorBidi"/>
       <w:color w:val="0F4761" w:themeColor="accent1" w:themeShade="BF"/>
@@ -2018,7 +4048,7 @@
     <w:link w:val="Heading2"/>
     <w:uiPriority w:val="9"/>
     <w:semiHidden/>
-    <w:rsid w:val="009D1625"/>
+    <w:rsid w:val="005867EE"/>
     <w:rPr>
       <w:rFonts w:asciiTheme="majorHAnsi" w:eastAsiaTheme="majorEastAsia" w:hAnsiTheme="majorHAnsi" w:cstheme="majorBidi"/>
       <w:color w:val="0F4761" w:themeColor="accent1" w:themeShade="BF"/>
@@ -2032,7 +4062,7 @@
     <w:link w:val="Heading3"/>
     <w:uiPriority w:val="9"/>
     <w:semiHidden/>
-    <w:rsid w:val="009D1625"/>
+    <w:rsid w:val="005867EE"/>
     <w:rPr>
       <w:rFonts w:eastAsiaTheme="majorEastAsia" w:cstheme="majorBidi"/>
       <w:color w:val="0F4761" w:themeColor="accent1" w:themeShade="BF"/>
@@ -2046,7 +4076,7 @@
     <w:link w:val="Heading4"/>
     <w:uiPriority w:val="9"/>
     <w:semiHidden/>
-    <w:rsid w:val="009D1625"/>
+    <w:rsid w:val="005867EE"/>
     <w:rPr>
       <w:rFonts w:eastAsiaTheme="majorEastAsia" w:cstheme="majorBidi"/>
       <w:i/>
@@ -2060,7 +4090,7 @@
     <w:link w:val="Heading5"/>
     <w:uiPriority w:val="9"/>
     <w:semiHidden/>
-    <w:rsid w:val="009D1625"/>
+    <w:rsid w:val="005867EE"/>
     <w:rPr>
       <w:rFonts w:eastAsiaTheme="majorEastAsia" w:cstheme="majorBidi"/>
       <w:color w:val="0F4761" w:themeColor="accent1" w:themeShade="BF"/>
@@ -2072,7 +4102,7 @@
     <w:link w:val="Heading6"/>
     <w:uiPriority w:val="9"/>
     <w:semiHidden/>
-    <w:rsid w:val="009D1625"/>
+    <w:rsid w:val="005867EE"/>
     <w:rPr>
       <w:rFonts w:eastAsiaTheme="majorEastAsia" w:cstheme="majorBidi"/>
       <w:i/>
@@ -2086,7 +4116,7 @@
     <w:link w:val="Heading7"/>
     <w:uiPriority w:val="9"/>
     <w:semiHidden/>
-    <w:rsid w:val="009D1625"/>
+    <w:rsid w:val="005867EE"/>
     <w:rPr>
       <w:rFonts w:eastAsiaTheme="majorEastAsia" w:cstheme="majorBidi"/>
       <w:color w:val="595959" w:themeColor="text1" w:themeTint="A6"/>
@@ -2098,7 +4128,7 @@
     <w:link w:val="Heading8"/>
     <w:uiPriority w:val="9"/>
     <w:semiHidden/>
-    <w:rsid w:val="009D1625"/>
+    <w:rsid w:val="005867EE"/>
     <w:rPr>
       <w:rFonts w:eastAsiaTheme="majorEastAsia" w:cstheme="majorBidi"/>
       <w:i/>
@@ -2112,7 +4142,7 @@
     <w:link w:val="Heading9"/>
     <w:uiPriority w:val="9"/>
     <w:semiHidden/>
-    <w:rsid w:val="009D1625"/>
+    <w:rsid w:val="005867EE"/>
     <w:rPr>
       <w:rFonts w:eastAsiaTheme="majorEastAsia" w:cstheme="majorBidi"/>
       <w:color w:val="272727" w:themeColor="text1" w:themeTint="D8"/>
@@ -2125,7 +4155,7 @@
     <w:link w:val="TitleChar"/>
     <w:uiPriority w:val="10"/>
     <w:qFormat/>
-    <w:rsid w:val="009D1625"/>
+    <w:rsid w:val="005867EE"/>
     <w:pPr>
       <w:spacing w:after="80" w:line="240" w:lineRule="auto"/>
       <w:contextualSpacing/>
@@ -2143,7 +4173,7 @@
     <w:basedOn w:val="DefaultParagraphFont"/>
     <w:link w:val="Title"/>
     <w:uiPriority w:val="10"/>
-    <w:rsid w:val="009D1625"/>
+    <w:rsid w:val="005867EE"/>
     <w:rPr>
       <w:rFonts w:asciiTheme="majorHAnsi" w:eastAsiaTheme="majorEastAsia" w:hAnsiTheme="majorHAnsi" w:cstheme="majorBidi"/>
       <w:spacing w:val="-10"/>
@@ -2159,7 +4189,7 @@
     <w:link w:val="SubtitleChar"/>
     <w:uiPriority w:val="11"/>
     <w:qFormat/>
-    <w:rsid w:val="009D1625"/>
+    <w:rsid w:val="005867EE"/>
     <w:pPr>
       <w:numPr>
         <w:ilvl w:val="1"/>
@@ -2178,7 +4208,7 @@
     <w:basedOn w:val="DefaultParagraphFont"/>
     <w:link w:val="Subtitle"/>
     <w:uiPriority w:val="11"/>
-    <w:rsid w:val="009D1625"/>
+    <w:rsid w:val="005867EE"/>
     <w:rPr>
       <w:rFonts w:eastAsiaTheme="majorEastAsia" w:cstheme="majorBidi"/>
       <w:color w:val="595959" w:themeColor="text1" w:themeTint="A6"/>
@@ -2194,7 +4224,7 @@
     <w:link w:val="QuoteChar"/>
     <w:uiPriority w:val="29"/>
     <w:qFormat/>
-    <w:rsid w:val="009D1625"/>
+    <w:rsid w:val="005867EE"/>
     <w:pPr>
       <w:spacing w:before="160"/>
       <w:jc w:val="center"/>
@@ -2210,7 +4240,7 @@
     <w:basedOn w:val="DefaultParagraphFont"/>
     <w:link w:val="Quote"/>
     <w:uiPriority w:val="29"/>
-    <w:rsid w:val="009D1625"/>
+    <w:rsid w:val="005867EE"/>
     <w:rPr>
       <w:i/>
       <w:iCs/>
@@ -2222,7 +4252,7 @@
     <w:basedOn w:val="Normal"/>
     <w:uiPriority w:val="34"/>
     <w:qFormat/>
-    <w:rsid w:val="009D1625"/>
+    <w:rsid w:val="005867EE"/>
     <w:pPr>
       <w:ind w:left="720"/>
       <w:contextualSpacing/>
@@ -2233,7 +4263,7 @@
     <w:basedOn w:val="DefaultParagraphFont"/>
     <w:uiPriority w:val="21"/>
     <w:qFormat/>
-    <w:rsid w:val="009D1625"/>
+    <w:rsid w:val="005867EE"/>
     <w:rPr>
       <w:i/>
       <w:iCs/>
@@ -2247,7 +4277,7 @@
     <w:link w:val="IntenseQuoteChar"/>
     <w:uiPriority w:val="30"/>
     <w:qFormat/>
-    <w:rsid w:val="009D1625"/>
+    <w:rsid w:val="005867EE"/>
     <w:pPr>
       <w:pBdr>
         <w:top w:val="single" w:sz="4" w:space="10" w:color="0F4761" w:themeColor="accent1" w:themeShade="BF"/>
@@ -2268,7 +4298,7 @@
     <w:basedOn w:val="DefaultParagraphFont"/>
     <w:link w:val="IntenseQuote"/>
     <w:uiPriority w:val="30"/>
-    <w:rsid w:val="009D1625"/>
+    <w:rsid w:val="005867EE"/>
     <w:rPr>
       <w:i/>
       <w:iCs/>
@@ -2280,7 +4310,7 @@
     <w:basedOn w:val="DefaultParagraphFont"/>
     <w:uiPriority w:val="32"/>
     <w:qFormat/>
-    <w:rsid w:val="009D1625"/>
+    <w:rsid w:val="005867EE"/>
     <w:rPr>
       <w:b/>
       <w:bCs/>
